--- a/handout.docx
+++ b/handout.docx
@@ -1,14 +1,14 @@
 
 <file path=word/document.xml><?xml version="1.0" encoding="utf-8"?>
-<w:document xmlns:wpc="http://schemas.microsoft.com/office/word/2010/wordprocessingCanvas" xmlns:cx="http://schemas.microsoft.com/office/drawing/2014/chartex" xmlns:cx1="http://schemas.microsoft.com/office/drawing/2015/9/8/chartex" xmlns:cx2="http://schemas.microsoft.com/office/drawing/2015/10/21/chartex" xmlns:cx3="http://schemas.microsoft.com/office/drawing/2016/5/9/chartex" xmlns:cx4="http://schemas.microsoft.com/office/drawing/2016/5/10/chartex" xmlns:cx5="http://schemas.microsoft.com/office/drawing/2016/5/11/chartex" xmlns:cx6="http://schemas.microsoft.com/office/drawing/2016/5/12/chartex" xmlns:cx7="http://schemas.microsoft.com/office/drawing/2016/5/13/chartex" xmlns:cx8="http://schemas.microsoft.com/office/drawing/2016/5/14/chartex" xmlns:mc="http://schemas.openxmlformats.org/markup-compatibility/2006" xmlns:aink="http://schemas.microsoft.com/office/drawing/2016/ink" xmlns:am3d="http://schemas.microsoft.com/office/drawing/2017/model3d" xmlns:o="urn:schemas-microsoft-com:office:office" xmlns:oel="http://schemas.microsoft.com/office/2019/extlst" xmlns:r="http://schemas.openxmlformats.org/officeDocument/2006/relationships" xmlns:m="http://schemas.openxmlformats.org/officeDocument/2006/math" xmlns:v="urn:schemas-microsoft-com:vml" xmlns:wp14="http://schemas.microsoft.com/office/word/2010/wordprocessingDrawing" xmlns:wp="http://schemas.openxmlformats.org/drawingml/2006/wordprocessingDrawing" xmlns:w10="urn:schemas-microsoft-com:office:word" xmlns:w="http://schemas.openxmlformats.org/wordprocessingml/2006/main" xmlns:w14="http://schemas.microsoft.com/office/word/2010/wordml" xmlns:w15="http://schemas.microsoft.com/office/word/2012/wordml" xmlns:w16cex="http://schemas.microsoft.com/office/word/2018/wordml/cex" xmlns:w16cid="http://schemas.microsoft.com/office/word/2016/wordml/cid" xmlns:w16="http://schemas.microsoft.com/office/word/2018/wordml" xmlns:w16du="http://schemas.microsoft.com/office/word/2023/wordml/word16du" xmlns:w16sdtdh="http://schemas.microsoft.com/office/word/2020/wordml/sdtdatahash" xmlns:w16sdtfl="http://schemas.microsoft.com/office/word/2024/wordml/sdtformatlock" xmlns:w16se="http://schemas.microsoft.com/office/word/2015/wordml/symex" xmlns:wpg="http://schemas.microsoft.com/office/word/2010/wordprocessingGroup" xmlns:wpi="http://schemas.microsoft.com/office/word/2010/wordprocessingInk" xmlns:wne="http://schemas.microsoft.com/office/word/2006/wordml" xmlns:wps="http://schemas.microsoft.com/office/word/2010/wordprocessingShape" mc:Ignorable="w14 w15 w16se w16cid w16 w16cex w16sdtdh w16sdtfl w16du wp14">
+<w:document xmlns:w="http://schemas.openxmlformats.org/wordprocessingml/2006/main" xmlns:m="http://schemas.openxmlformats.org/officeDocument/2006/math" xmlns:r="http://schemas.openxmlformats.org/officeDocument/2006/relationships" xmlns:o="urn:schemas-microsoft-com:office:office" xmlns:v="urn:schemas-microsoft-com:vml" xmlns:w10="urn:schemas-microsoft-com:office:word" xmlns:a="http://schemas.openxmlformats.org/drawingml/2006/main" xmlns:pic="http://schemas.openxmlformats.org/drawingml/2006/picture" xmlns:wp="http://schemas.openxmlformats.org/drawingml/2006/wordprocessingDrawing">
   <w:body>
+    <w:bookmarkStart w:id="37" w:name="vibecoding-with-claude-code--handout"/>
     <w:p>
       <w:pPr>
         <w:pStyle w:val="Heading1"/>
       </w:pPr>
-      <w:bookmarkStart w:id="0" w:name="vibecoding-with-claude-code--handout"/>
-      <w:r>
-        <w:t>Vibecoding with Claude Code — Handout</w:t>
+      <w:r>
+        <w:t xml:space="preserve">Vibecoding with Claude Code — Handout</w:t>
       </w:r>
     </w:p>
     <w:p>
@@ -20,25 +20,25 @@
           <w:b/>
           <w:bCs/>
         </w:rPr>
-        <w:t>Think first, prompt second, verify always.</w:t>
-      </w:r>
-    </w:p>
+        <w:t xml:space="preserve">Think first, prompt second, verify always.</w:t>
+      </w:r>
+    </w:p>
+    <w:bookmarkStart w:id="13" w:name="the-vibecoding-workflow"/>
     <w:p>
       <w:pPr>
         <w:pStyle w:val="Heading2"/>
       </w:pPr>
-      <w:bookmarkStart w:id="1" w:name="the-vibecoding-workflow"/>
-      <w:r>
-        <w:t>The Vibecoding Workflow</w:t>
-      </w:r>
-    </w:p>
+      <w:r>
+        <w:t xml:space="preserve">The Vibecoding Workflow</w:t>
+      </w:r>
+    </w:p>
+    <w:bookmarkStart w:id="9" w:name="Xfdc92465a5f9406d2956b40665c5cd18b6cb82a"/>
     <w:p>
       <w:pPr>
         <w:pStyle w:val="Heading3"/>
       </w:pPr>
-      <w:bookmarkStart w:id="2" w:name="Xfdc92465a5f9406d2956b40665c5cd18b6cb82a"/>
-      <w:r>
-        <w:t>1. Start with a Clear Idea</w:t>
+      <w:r>
+        <w:t xml:space="preserve">1. Start with a Clear Idea</w:t>
       </w:r>
     </w:p>
     <w:p>
@@ -46,15 +46,15 @@
         <w:pStyle w:val="FirstParagraph"/>
       </w:pPr>
       <w:r>
-        <w:t>Before touching Claude, write down:</w:t>
-      </w:r>
-    </w:p>
-    <w:p>
-      <w:pPr>
-        <w:pStyle w:val="Compact"/>
-        <w:numPr>
-          <w:ilvl w:val="0"/>
-          <w:numId w:val="2"/>
+        <w:t xml:space="preserve">Before touching Claude, write down:</w:t>
+      </w:r>
+    </w:p>
+    <w:p>
+      <w:pPr>
+        <w:pStyle w:val="Compact"/>
+        <w:numPr>
+          <w:ilvl w:val="0"/>
+          <w:numId w:val="1001"/>
         </w:numPr>
       </w:pPr>
       <w:r>
@@ -62,18 +62,21 @@
           <w:b/>
           <w:bCs/>
         </w:rPr>
-        <w:t>What problem</w:t>
-      </w:r>
-      <w:r>
-        <w:t xml:space="preserve"> are you solving?</w:t>
-      </w:r>
-    </w:p>
-    <w:p>
-      <w:pPr>
-        <w:pStyle w:val="Compact"/>
-        <w:numPr>
-          <w:ilvl w:val="0"/>
-          <w:numId w:val="2"/>
+        <w:t xml:space="preserve">What problem</w:t>
+      </w:r>
+      <w:r>
+        <w:t xml:space="preserve"> </w:t>
+      </w:r>
+      <w:r>
+        <w:t xml:space="preserve">are you solving?</w:t>
+      </w:r>
+    </w:p>
+    <w:p>
+      <w:pPr>
+        <w:pStyle w:val="Compact"/>
+        <w:numPr>
+          <w:ilvl w:val="0"/>
+          <w:numId w:val="1001"/>
         </w:numPr>
       </w:pPr>
       <w:r>
@@ -81,15 +84,15 @@
           <w:b/>
           <w:bCs/>
         </w:rPr>
-        <w:t>For whom?</w:t>
-      </w:r>
-    </w:p>
-    <w:p>
-      <w:pPr>
-        <w:pStyle w:val="Compact"/>
-        <w:numPr>
-          <w:ilvl w:val="0"/>
-          <w:numId w:val="2"/>
+        <w:t xml:space="preserve">For whom?</w:t>
+      </w:r>
+    </w:p>
+    <w:p>
+      <w:pPr>
+        <w:pStyle w:val="Compact"/>
+        <w:numPr>
+          <w:ilvl w:val="0"/>
+          <w:numId w:val="1001"/>
         </w:numPr>
       </w:pPr>
       <w:r>
@@ -97,10 +100,13 @@
           <w:b/>
           <w:bCs/>
         </w:rPr>
-        <w:t>What should the end result look like?</w:t>
-      </w:r>
-      <w:r>
-        <w:t xml:space="preserve"> (Describe screens, features, data)</w:t>
+        <w:t xml:space="preserve">What should the end result look like?</w:t>
+      </w:r>
+      <w:r>
+        <w:t xml:space="preserve"> </w:t>
+      </w:r>
+      <w:r>
+        <w:t xml:space="preserve">(Describe screens, features, data)</w:t>
       </w:r>
     </w:p>
     <w:p>
@@ -108,90 +114,102 @@
         <w:pStyle w:val="FirstParagraph"/>
       </w:pPr>
       <w:r>
-        <w:t>Write this in 3–5 sentences — this becomes your first prompt.</w:t>
-      </w:r>
-    </w:p>
+        <w:t xml:space="preserve">Write this in 3–5 sentences — this becomes your first prompt.</w:t>
+      </w:r>
+    </w:p>
+    <w:bookmarkEnd w:id="9"/>
+    <w:bookmarkStart w:id="10" w:name="X75af3397fdffd442189cc7b216bb9eadfa7df2c"/>
     <w:p>
       <w:pPr>
         <w:pStyle w:val="Heading3"/>
       </w:pPr>
-      <w:bookmarkStart w:id="3" w:name="X75af3397fdffd442189cc7b216bb9eadfa7df2c"/>
-      <w:bookmarkEnd w:id="2"/>
-      <w:r>
-        <w:t>2. Break It Down</w:t>
-      </w:r>
-    </w:p>
-    <w:p>
-      <w:pPr>
-        <w:pStyle w:val="Compact"/>
-        <w:numPr>
-          <w:ilvl w:val="0"/>
-          <w:numId w:val="3"/>
-        </w:numPr>
-      </w:pPr>
-      <w:r>
-        <w:t xml:space="preserve">Do </w:t>
+      <w:r>
+        <w:t xml:space="preserve">2. Break It Down</w:t>
+      </w:r>
+    </w:p>
+    <w:p>
+      <w:pPr>
+        <w:pStyle w:val="Compact"/>
+        <w:numPr>
+          <w:ilvl w:val="0"/>
+          <w:numId w:val="1002"/>
+        </w:numPr>
+      </w:pPr>
+      <w:r>
+        <w:t xml:space="preserve">Do</w:t>
+      </w:r>
+      <w:r>
+        <w:t xml:space="preserve"> </w:t>
       </w:r>
       <w:r>
         <w:rPr>
           <w:b/>
           <w:bCs/>
         </w:rPr>
-        <w:t>not</w:t>
-      </w:r>
-      <w:r>
-        <w:t xml:space="preserve"> ask for the entire app in one prompt</w:t>
-      </w:r>
-    </w:p>
-    <w:p>
-      <w:pPr>
-        <w:pStyle w:val="Compact"/>
-        <w:numPr>
-          <w:ilvl w:val="0"/>
-          <w:numId w:val="3"/>
-        </w:numPr>
-      </w:pPr>
-      <w:r>
-        <w:t xml:space="preserve">Start with the </w:t>
+        <w:t xml:space="preserve">not</w:t>
+      </w:r>
+      <w:r>
+        <w:t xml:space="preserve"> </w:t>
+      </w:r>
+      <w:r>
+        <w:t xml:space="preserve">ask for the entire app in one prompt</w:t>
+      </w:r>
+    </w:p>
+    <w:p>
+      <w:pPr>
+        <w:pStyle w:val="Compact"/>
+        <w:numPr>
+          <w:ilvl w:val="0"/>
+          <w:numId w:val="1002"/>
+        </w:numPr>
+      </w:pPr>
+      <w:r>
+        <w:t xml:space="preserve">Start with the</w:t>
+      </w:r>
+      <w:r>
+        <w:t xml:space="preserve"> </w:t>
       </w:r>
       <w:r>
         <w:rPr>
           <w:b/>
           <w:bCs/>
         </w:rPr>
-        <w:t>skeleton / structure</w:t>
-      </w:r>
-      <w:r>
-        <w:t>, then add features one by one</w:t>
-      </w:r>
-    </w:p>
-    <w:p>
-      <w:pPr>
-        <w:pStyle w:val="Compact"/>
-        <w:numPr>
-          <w:ilvl w:val="0"/>
-          <w:numId w:val="3"/>
-        </w:numPr>
-      </w:pPr>
-      <w:r>
-        <w:t xml:space="preserve">Each prompt should be </w:t>
+        <w:t xml:space="preserve">skeleton / structure</w:t>
+      </w:r>
+      <w:r>
+        <w:t xml:space="preserve">, then add features one by one</w:t>
+      </w:r>
+    </w:p>
+    <w:p>
+      <w:pPr>
+        <w:pStyle w:val="Compact"/>
+        <w:numPr>
+          <w:ilvl w:val="0"/>
+          <w:numId w:val="1002"/>
+        </w:numPr>
+      </w:pPr>
+      <w:r>
+        <w:t xml:space="preserve">Each prompt should be</w:t>
+      </w:r>
+      <w:r>
+        <w:t xml:space="preserve"> </w:t>
       </w:r>
       <w:r>
         <w:rPr>
           <w:b/>
           <w:bCs/>
         </w:rPr>
-        <w:t>one clear task</w:t>
-      </w:r>
-    </w:p>
+        <w:t xml:space="preserve">one clear task</w:t>
+      </w:r>
+    </w:p>
+    <w:bookmarkEnd w:id="10"/>
+    <w:bookmarkStart w:id="11" w:name="X638bfbdcfd2318e6c03655486eeb73297391e28"/>
     <w:p>
       <w:pPr>
         <w:pStyle w:val="Heading3"/>
       </w:pPr>
-      <w:bookmarkStart w:id="4" w:name="X638bfbdcfd2318e6c03655486eeb73297391e28"/>
-      <w:bookmarkEnd w:id="3"/>
-      <w:r>
-        <w:t>3. Iterate and Verify</w:t>
+      <w:r>
+        <w:t xml:space="preserve">3. Iterate and Verify</w:t>
       </w:r>
     </w:p>
     <w:p>
@@ -199,15 +217,15 @@
         <w:pStyle w:val="FirstParagraph"/>
       </w:pPr>
       <w:r>
-        <w:t>After each Claude response:</w:t>
-      </w:r>
-    </w:p>
-    <w:p>
-      <w:pPr>
-        <w:pStyle w:val="Compact"/>
-        <w:numPr>
-          <w:ilvl w:val="0"/>
-          <w:numId w:val="4"/>
+        <w:t xml:space="preserve">After each Claude response:</w:t>
+      </w:r>
+    </w:p>
+    <w:p>
+      <w:pPr>
+        <w:pStyle w:val="Compact"/>
+        <w:numPr>
+          <w:ilvl w:val="0"/>
+          <w:numId w:val="1003"/>
         </w:numPr>
       </w:pPr>
       <w:r>
@@ -215,18 +233,21 @@
           <w:b/>
           <w:bCs/>
         </w:rPr>
-        <w:t>Read</w:t>
-      </w:r>
-      <w:r>
-        <w:t xml:space="preserve"> what it did (at least skim the changes)</w:t>
-      </w:r>
-    </w:p>
-    <w:p>
-      <w:pPr>
-        <w:pStyle w:val="Compact"/>
-        <w:numPr>
-          <w:ilvl w:val="0"/>
-          <w:numId w:val="4"/>
+        <w:t xml:space="preserve">Read</w:t>
+      </w:r>
+      <w:r>
+        <w:t xml:space="preserve"> </w:t>
+      </w:r>
+      <w:r>
+        <w:t xml:space="preserve">what it did (at least skim the changes)</w:t>
+      </w:r>
+    </w:p>
+    <w:p>
+      <w:pPr>
+        <w:pStyle w:val="Compact"/>
+        <w:numPr>
+          <w:ilvl w:val="0"/>
+          <w:numId w:val="1003"/>
         </w:numPr>
       </w:pPr>
       <w:r>
@@ -234,18 +255,21 @@
           <w:b/>
           <w:bCs/>
         </w:rPr>
-        <w:t>Test</w:t>
-      </w:r>
-      <w:r>
-        <w:t xml:space="preserve"> it — does it work?</w:t>
-      </w:r>
-    </w:p>
-    <w:p>
-      <w:pPr>
-        <w:pStyle w:val="Compact"/>
-        <w:numPr>
-          <w:ilvl w:val="0"/>
-          <w:numId w:val="4"/>
+        <w:t xml:space="preserve">Test</w:t>
+      </w:r>
+      <w:r>
+        <w:t xml:space="preserve"> </w:t>
+      </w:r>
+      <w:r>
+        <w:t xml:space="preserve">it — does it work?</w:t>
+      </w:r>
+    </w:p>
+    <w:p>
+      <w:pPr>
+        <w:pStyle w:val="Compact"/>
+        <w:numPr>
+          <w:ilvl w:val="0"/>
+          <w:numId w:val="1003"/>
         </w:numPr>
       </w:pPr>
       <w:r>
@@ -253,10 +277,13 @@
           <w:b/>
           <w:bCs/>
         </w:rPr>
-        <w:t>If something is wrong:</w:t>
-      </w:r>
-      <w:r>
-        <w:t xml:space="preserve"> describe the problem specifically</w:t>
+        <w:t xml:space="preserve">If something is wrong:</w:t>
+      </w:r>
+      <w:r>
+        <w:t xml:space="preserve"> </w:t>
+      </w:r>
+      <w:r>
+        <w:t xml:space="preserve">describe the problem specifically</w:t>
       </w:r>
     </w:p>
     <w:p>
@@ -264,114 +291,141 @@
         <w:pStyle w:val="FirstParagraph"/>
       </w:pPr>
       <w:r>
-        <w:t xml:space="preserve">"The button should be blue but it is red" </w:t>
+        <w:t xml:space="preserve">"The button should be blue but it is red"</w:t>
+      </w:r>
+      <w:r>
+        <w:t xml:space="preserve"> </w:t>
       </w:r>
       <w:r>
         <w:rPr>
           <w:b/>
           <w:bCs/>
         </w:rPr>
-        <w:t>beats</w:t>
-      </w:r>
-      <w:r>
-        <w:t xml:space="preserve"> "fix it".</w:t>
-      </w:r>
-    </w:p>
+        <w:t xml:space="preserve">beats</w:t>
+      </w:r>
+      <w:r>
+        <w:t xml:space="preserve"> </w:t>
+      </w:r>
+      <w:r>
+        <w:t xml:space="preserve">"fix it".</w:t>
+      </w:r>
+    </w:p>
+    <w:bookmarkEnd w:id="11"/>
+    <w:bookmarkStart w:id="12" w:name="X959393d1a36dbb8ad1f9220bba30377141f00e3"/>
     <w:p>
       <w:pPr>
         <w:pStyle w:val="Heading3"/>
       </w:pPr>
-      <w:bookmarkStart w:id="5" w:name="X959393d1a36dbb8ad1f9220bba30377141f00e3"/>
-      <w:bookmarkEnd w:id="4"/>
-      <w:r>
-        <w:t>4. Use Claude as a Collaborator</w:t>
-      </w:r>
-    </w:p>
-    <w:p>
-      <w:pPr>
-        <w:pStyle w:val="Compact"/>
-        <w:numPr>
-          <w:ilvl w:val="0"/>
-          <w:numId w:val="5"/>
-        </w:numPr>
-      </w:pPr>
-      <w:r>
-        <w:t xml:space="preserve">Ask it to </w:t>
+      <w:r>
+        <w:t xml:space="preserve">4. Use Claude as a Collaborator</w:t>
+      </w:r>
+    </w:p>
+    <w:p>
+      <w:pPr>
+        <w:pStyle w:val="Compact"/>
+        <w:numPr>
+          <w:ilvl w:val="0"/>
+          <w:numId w:val="1004"/>
+        </w:numPr>
+      </w:pPr>
+      <w:r>
+        <w:t xml:space="preserve">Ask it to</w:t>
+      </w:r>
+      <w:r>
+        <w:t xml:space="preserve"> </w:t>
       </w:r>
       <w:r>
         <w:rPr>
           <w:b/>
           <w:bCs/>
         </w:rPr>
-        <w:t>explain</w:t>
-      </w:r>
-      <w:r>
-        <w:t xml:space="preserve"> decisions: </w:t>
+        <w:t xml:space="preserve">explain</w:t>
+      </w:r>
+      <w:r>
+        <w:t xml:space="preserve"> </w:t>
+      </w:r>
+      <w:r>
+        <w:t xml:space="preserve">decisions:</w:t>
+      </w:r>
+      <w:r>
+        <w:t xml:space="preserve"> </w:t>
       </w:r>
       <w:r>
         <w:rPr>
           <w:i/>
           <w:iCs/>
         </w:rPr>
-        <w:t>"Why did you choose this approach?"</w:t>
-      </w:r>
-    </w:p>
-    <w:p>
-      <w:pPr>
-        <w:pStyle w:val="Compact"/>
-        <w:numPr>
-          <w:ilvl w:val="0"/>
-          <w:numId w:val="5"/>
-        </w:numPr>
-      </w:pPr>
-      <w:r>
-        <w:t xml:space="preserve">Ask for </w:t>
+        <w:t xml:space="preserve">"Why did you choose this approach?"</w:t>
+      </w:r>
+    </w:p>
+    <w:p>
+      <w:pPr>
+        <w:pStyle w:val="Compact"/>
+        <w:numPr>
+          <w:ilvl w:val="0"/>
+          <w:numId w:val="1004"/>
+        </w:numPr>
+      </w:pPr>
+      <w:r>
+        <w:t xml:space="preserve">Ask for</w:t>
+      </w:r>
+      <w:r>
+        <w:t xml:space="preserve"> </w:t>
       </w:r>
       <w:r>
         <w:rPr>
           <w:b/>
           <w:bCs/>
         </w:rPr>
-        <w:t>alternatives</w:t>
-      </w:r>
-      <w:r>
-        <w:t xml:space="preserve">: </w:t>
+        <w:t xml:space="preserve">alternatives</w:t>
+      </w:r>
+      <w:r>
+        <w:t xml:space="preserve">:</w:t>
+      </w:r>
+      <w:r>
+        <w:t xml:space="preserve"> </w:t>
       </w:r>
       <w:r>
         <w:rPr>
           <w:i/>
           <w:iCs/>
         </w:rPr>
-        <w:t>"What are other ways to implement this?"</w:t>
-      </w:r>
-    </w:p>
-    <w:p>
-      <w:pPr>
-        <w:pStyle w:val="Compact"/>
-        <w:numPr>
-          <w:ilvl w:val="0"/>
-          <w:numId w:val="5"/>
-        </w:numPr>
-      </w:pPr>
-      <w:r>
-        <w:t xml:space="preserve">Ask for </w:t>
+        <w:t xml:space="preserve">"What are other ways to implement this?"</w:t>
+      </w:r>
+    </w:p>
+    <w:p>
+      <w:pPr>
+        <w:pStyle w:val="Compact"/>
+        <w:numPr>
+          <w:ilvl w:val="0"/>
+          <w:numId w:val="1004"/>
+        </w:numPr>
+      </w:pPr>
+      <w:r>
+        <w:t xml:space="preserve">Ask for</w:t>
+      </w:r>
+      <w:r>
+        <w:t xml:space="preserve"> </w:t>
       </w:r>
       <w:r>
         <w:rPr>
           <w:b/>
           <w:bCs/>
         </w:rPr>
-        <w:t>improvements</w:t>
-      </w:r>
-      <w:r>
-        <w:t xml:space="preserve">: </w:t>
+        <w:t xml:space="preserve">improvements</w:t>
+      </w:r>
+      <w:r>
+        <w:t xml:space="preserve">:</w:t>
+      </w:r>
+      <w:r>
+        <w:t xml:space="preserve"> </w:t>
       </w:r>
       <w:r>
         <w:rPr>
           <w:i/>
           <w:iCs/>
         </w:rPr>
-        <w:t>"Look at this project and suggest improvements"</w:t>
+        <w:t xml:space="preserve">"Look at this project and suggest improvements"</w:t>
       </w:r>
     </w:p>
     <w:p>
@@ -379,115 +433,101 @@
         <w:pStyle w:val="FirstParagraph"/>
       </w:pPr>
       <w:r>
-        <w:t xml:space="preserve">Claude is at its best when you treat it as a </w:t>
+        <w:t xml:space="preserve">Claude is at its best when you treat it as a</w:t>
+      </w:r>
+      <w:r>
+        <w:t xml:space="preserve"> </w:t>
       </w:r>
       <w:r>
         <w:rPr>
           <w:b/>
           <w:bCs/>
         </w:rPr>
-        <w:t>thinking partner</w:t>
-      </w:r>
-      <w:r>
-        <w:t>, not just a code generator.</w:t>
-      </w:r>
-    </w:p>
-    <w:p/>
-    <w:p>
-      <w:pPr>
-        <w:rPr>
-          <w:rFonts w:asciiTheme="majorHAnsi" w:eastAsiaTheme="majorEastAsia" w:hAnsiTheme="majorHAnsi" w:cstheme="majorBidi"/>
-          <w:color w:val="0F4761" w:themeColor="accent1" w:themeShade="BF"/>
-          <w:sz w:val="32"/>
-          <w:szCs w:val="32"/>
-        </w:rPr>
-      </w:pPr>
-      <w:bookmarkStart w:id="6" w:name="tips--tricks"/>
-      <w:bookmarkEnd w:id="1"/>
-      <w:bookmarkEnd w:id="5"/>
-      <w:r>
-        <w:br w:type="page"/>
-      </w:r>
-    </w:p>
+        <w:t xml:space="preserve">thinking partner</w:t>
+      </w:r>
+      <w:r>
+        <w:t xml:space="preserve">, not just a code generator.</w:t>
+      </w:r>
+    </w:p>
+    <w:p>
+      <w:r>
+        <w:pict>
+          <v:rect style="width:0;height:1.5pt" o:hralign="center" o:hrstd="t" o:hr="t"/>
+        </w:pict>
+      </w:r>
+    </w:p>
+    <w:bookmarkEnd w:id="12"/>
+    <w:bookmarkEnd w:id="13"/>
+    <w:bookmarkStart w:id="21" w:name="tips--tricks"/>
     <w:p>
       <w:pPr>
         <w:pStyle w:val="Heading2"/>
       </w:pPr>
       <w:r>
-        <w:lastRenderedPageBreak/>
-        <w:t>Tips &amp; Tricks</w:t>
-      </w:r>
-    </w:p>
+        <w:t xml:space="preserve">Tips &amp; Tricks</w:t>
+      </w:r>
+    </w:p>
+    <w:bookmarkStart w:id="14" w:name="choosing-the-right-model"/>
     <w:p>
       <w:pPr>
         <w:pStyle w:val="Heading3"/>
       </w:pPr>
-      <w:bookmarkStart w:id="7" w:name="choosing-the-right-model"/>
-      <w:r>
-        <w:t>Choosing the Right Model</w:t>
+      <w:r>
+        <w:t xml:space="preserve">Choosing the Right Model</w:t>
       </w:r>
     </w:p>
     <w:tbl>
       <w:tblPr>
         <w:tblStyle w:val="Table"/>
-        <w:tblW w:w="0" w:type="auto"/>
-        <w:tblLook w:val="0020" w:firstRow="1" w:lastRow="0" w:firstColumn="0" w:lastColumn="0" w:noHBand="0" w:noVBand="0"/>
+        <w:tblW w:type="auto" w:w="0"/>
+        <w:tblLook w:firstRow="1" w:lastRow="0" w:firstColumn="0" w:lastColumn="0" w:noHBand="0" w:noVBand="0" w:val="0020"/>
       </w:tblPr>
       <w:tblGrid>
-        <w:gridCol w:w="994"/>
-        <w:gridCol w:w="985"/>
-        <w:gridCol w:w="4657"/>
+        <w:gridCol w:w="2640"/>
+        <w:gridCol w:w="2640"/>
+        <w:gridCol w:w="2640"/>
       </w:tblGrid>
       <w:tr>
         <w:trPr>
-          <w:cnfStyle w:val="100000000000" w:firstRow="1" w:lastRow="0" w:firstColumn="0" w:lastColumn="0" w:oddVBand="0" w:evenVBand="0" w:oddHBand="0" w:evenHBand="0" w:firstRowFirstColumn="0" w:firstRowLastColumn="0" w:lastRowFirstColumn="0" w:lastRowLastColumn="0"/>
-          <w:tblHeader/>
+          <w:tblHeader w:val="on"/>
         </w:trPr>
         <w:tc>
-          <w:tcPr>
-            <w:tcW w:w="0" w:type="auto"/>
-          </w:tcPr>
+          <w:tcPr/>
           <w:p>
             <w:pPr>
               <w:pStyle w:val="Compact"/>
             </w:pPr>
             <w:r>
-              <w:t>Model</w:t>
+              <w:t xml:space="preserve">Model</w:t>
             </w:r>
           </w:p>
         </w:tc>
         <w:tc>
-          <w:tcPr>
-            <w:tcW w:w="0" w:type="auto"/>
-          </w:tcPr>
+          <w:tcPr/>
           <w:p>
             <w:pPr>
               <w:pStyle w:val="Compact"/>
             </w:pPr>
             <w:r>
-              <w:t>Speed</w:t>
+              <w:t xml:space="preserve">Speed</w:t>
             </w:r>
           </w:p>
         </w:tc>
         <w:tc>
-          <w:tcPr>
-            <w:tcW w:w="0" w:type="auto"/>
-          </w:tcPr>
+          <w:tcPr/>
           <w:p>
             <w:pPr>
               <w:pStyle w:val="Compact"/>
             </w:pPr>
             <w:r>
-              <w:t>Best for</w:t>
+              <w:t xml:space="preserve">Best for</w:t>
             </w:r>
           </w:p>
         </w:tc>
       </w:tr>
       <w:tr>
         <w:tc>
-          <w:tcPr>
-            <w:tcW w:w="0" w:type="auto"/>
-          </w:tcPr>
+          <w:tcPr/>
           <w:p>
             <w:pPr>
               <w:pStyle w:val="Compact"/>
@@ -497,42 +537,36 @@
                 <w:b/>
                 <w:bCs/>
               </w:rPr>
-              <w:t>Sonnet</w:t>
+              <w:t xml:space="preserve">Sonnet</w:t>
             </w:r>
           </w:p>
         </w:tc>
         <w:tc>
-          <w:tcPr>
-            <w:tcW w:w="0" w:type="auto"/>
-          </w:tcPr>
+          <w:tcPr/>
           <w:p>
             <w:pPr>
               <w:pStyle w:val="Compact"/>
             </w:pPr>
             <w:r>
-              <w:t>Fast</w:t>
+              <w:t xml:space="preserve">Fast</w:t>
             </w:r>
           </w:p>
         </w:tc>
         <w:tc>
-          <w:tcPr>
-            <w:tcW w:w="0" w:type="auto"/>
-          </w:tcPr>
+          <w:tcPr/>
           <w:p>
             <w:pPr>
               <w:pStyle w:val="Compact"/>
             </w:pPr>
             <w:r>
-              <w:t>Straightforward tasks, quick edits</w:t>
+              <w:t xml:space="preserve">Straightforward tasks, quick edits</w:t>
             </w:r>
           </w:p>
         </w:tc>
       </w:tr>
       <w:tr>
         <w:tc>
-          <w:tcPr>
-            <w:tcW w:w="0" w:type="auto"/>
-          </w:tcPr>
+          <w:tcPr/>
           <w:p>
             <w:pPr>
               <w:pStyle w:val="Compact"/>
@@ -542,42 +576,36 @@
                 <w:b/>
                 <w:bCs/>
               </w:rPr>
-              <w:t>Opus</w:t>
+              <w:t xml:space="preserve">Opus</w:t>
             </w:r>
           </w:p>
         </w:tc>
         <w:tc>
-          <w:tcPr>
-            <w:tcW w:w="0" w:type="auto"/>
-          </w:tcPr>
+          <w:tcPr/>
           <w:p>
             <w:pPr>
               <w:pStyle w:val="Compact"/>
             </w:pPr>
             <w:r>
-              <w:t>Slower</w:t>
+              <w:t xml:space="preserve">Slower</w:t>
             </w:r>
           </w:p>
         </w:tc>
         <w:tc>
-          <w:tcPr>
-            <w:tcW w:w="0" w:type="auto"/>
-          </w:tcPr>
+          <w:tcPr/>
           <w:p>
             <w:pPr>
               <w:pStyle w:val="Compact"/>
             </w:pPr>
             <w:r>
-              <w:t>Complex reasoning, architecture decisions</w:t>
+              <w:t xml:space="preserve">Complex reasoning, architecture decisions</w:t>
             </w:r>
           </w:p>
         </w:tc>
       </w:tr>
       <w:tr>
         <w:tc>
-          <w:tcPr>
-            <w:tcW w:w="0" w:type="auto"/>
-          </w:tcPr>
+          <w:tcPr/>
           <w:p>
             <w:pPr>
               <w:pStyle w:val="Compact"/>
@@ -587,33 +615,29 @@
                 <w:b/>
                 <w:bCs/>
               </w:rPr>
-              <w:t>Haiku</w:t>
+              <w:t xml:space="preserve">Haiku</w:t>
             </w:r>
           </w:p>
         </w:tc>
         <w:tc>
-          <w:tcPr>
-            <w:tcW w:w="0" w:type="auto"/>
-          </w:tcPr>
+          <w:tcPr/>
           <w:p>
             <w:pPr>
               <w:pStyle w:val="Compact"/>
             </w:pPr>
             <w:r>
-              <w:t>Fastest</w:t>
+              <w:t xml:space="preserve">Fastest</w:t>
             </w:r>
           </w:p>
         </w:tc>
         <w:tc>
-          <w:tcPr>
-            <w:tcW w:w="0" w:type="auto"/>
-          </w:tcPr>
+          <w:tcPr/>
           <w:p>
             <w:pPr>
               <w:pStyle w:val="Compact"/>
             </w:pPr>
             <w:r>
-              <w:t>Tiny tasks — formatting, renaming</w:t>
+              <w:t xml:space="preserve">Tiny tasks — formatting, renaming</w:t>
             </w:r>
           </w:p>
         </w:tc>
@@ -628,20 +652,23 @@
           <w:b/>
           <w:bCs/>
         </w:rPr>
-        <w:t>Rule of thumb:</w:t>
-      </w:r>
-      <w:r>
-        <w:t xml:space="preserve"> Start with Sonnet. Escalate to Opus when stuck or planning something complex.</w:t>
-      </w:r>
-    </w:p>
+        <w:t xml:space="preserve">Rule of thumb:</w:t>
+      </w:r>
+      <w:r>
+        <w:t xml:space="preserve"> </w:t>
+      </w:r>
+      <w:r>
+        <w:t xml:space="preserve">Start with Sonnet. Escalate to Opus when stuck or planning something complex.</w:t>
+      </w:r>
+    </w:p>
+    <w:bookmarkEnd w:id="14"/>
+    <w:bookmarkStart w:id="15" w:name="plan-mode"/>
     <w:p>
       <w:pPr>
         <w:pStyle w:val="Heading3"/>
       </w:pPr>
-      <w:bookmarkStart w:id="8" w:name="plan-mode"/>
-      <w:bookmarkEnd w:id="7"/>
-      <w:r>
-        <w:t>Plan Mode</w:t>
+      <w:r>
+        <w:t xml:space="preserve">Plan Mode</w:t>
       </w:r>
     </w:p>
     <w:p>
@@ -649,80 +676,101 @@
         <w:pStyle w:val="FirstParagraph"/>
       </w:pPr>
       <w:r>
-        <w:t xml:space="preserve">Toggle with </w:t>
+        <w:t xml:space="preserve">Toggle with</w:t>
+      </w:r>
+      <w:r>
+        <w:t xml:space="preserve"> </w:t>
       </w:r>
       <w:r>
         <w:rPr>
           <w:b/>
           <w:bCs/>
         </w:rPr>
-        <w:t>Shift+Tab</w:t>
-      </w:r>
-      <w:r>
-        <w:t xml:space="preserve"> in Claude Code.</w:t>
-      </w:r>
-    </w:p>
-    <w:p>
-      <w:pPr>
-        <w:pStyle w:val="Compact"/>
-        <w:numPr>
-          <w:ilvl w:val="0"/>
-          <w:numId w:val="6"/>
-        </w:numPr>
-      </w:pPr>
-      <w:r>
-        <w:t xml:space="preserve">Claude </w:t>
+        <w:t xml:space="preserve">Shift+Tab</w:t>
+      </w:r>
+      <w:r>
+        <w:t xml:space="preserve"> </w:t>
+      </w:r>
+      <w:r>
+        <w:t xml:space="preserve">in Claude Code.</w:t>
+      </w:r>
+    </w:p>
+    <w:p>
+      <w:pPr>
+        <w:pStyle w:val="Compact"/>
+        <w:numPr>
+          <w:ilvl w:val="0"/>
+          <w:numId w:val="1005"/>
+        </w:numPr>
+      </w:pPr>
+      <w:r>
+        <w:t xml:space="preserve">Claude</w:t>
+      </w:r>
+      <w:r>
+        <w:t xml:space="preserve"> </w:t>
       </w:r>
       <w:r>
         <w:rPr>
           <w:b/>
           <w:bCs/>
         </w:rPr>
-        <w:t>thinks and plans</w:t>
-      </w:r>
-      <w:r>
-        <w:t xml:space="preserve"> but does not write code yet</w:t>
-      </w:r>
-    </w:p>
-    <w:p>
-      <w:pPr>
-        <w:pStyle w:val="Compact"/>
-        <w:numPr>
-          <w:ilvl w:val="0"/>
-          <w:numId w:val="6"/>
-        </w:numPr>
-      </w:pPr>
-      <w:r>
-        <w:t xml:space="preserve">Use it at the </w:t>
+        <w:t xml:space="preserve">thinks and plans</w:t>
+      </w:r>
+      <w:r>
+        <w:t xml:space="preserve"> </w:t>
+      </w:r>
+      <w:r>
+        <w:t xml:space="preserve">but does not write code yet</w:t>
+      </w:r>
+    </w:p>
+    <w:p>
+      <w:pPr>
+        <w:pStyle w:val="Compact"/>
+        <w:numPr>
+          <w:ilvl w:val="0"/>
+          <w:numId w:val="1005"/>
+        </w:numPr>
+      </w:pPr>
+      <w:r>
+        <w:t xml:space="preserve">Use it at the</w:t>
+      </w:r>
+      <w:r>
+        <w:t xml:space="preserve"> </w:t>
       </w:r>
       <w:r>
         <w:rPr>
           <w:b/>
           <w:bCs/>
         </w:rPr>
-        <w:t>start of a new feature</w:t>
-      </w:r>
-      <w:r>
-        <w:t xml:space="preserve"> or when unsure about the approach</w:t>
-      </w:r>
-    </w:p>
-    <w:p>
-      <w:pPr>
-        <w:pStyle w:val="Compact"/>
-        <w:numPr>
-          <w:ilvl w:val="0"/>
-          <w:numId w:val="6"/>
-        </w:numPr>
-      </w:pPr>
-      <w:r>
-        <w:t xml:space="preserve">Example: </w:t>
+        <w:t xml:space="preserve">start of a new feature</w:t>
+      </w:r>
+      <w:r>
+        <w:t xml:space="preserve"> </w:t>
+      </w:r>
+      <w:r>
+        <w:t xml:space="preserve">or when unsure about the approach</w:t>
+      </w:r>
+    </w:p>
+    <w:p>
+      <w:pPr>
+        <w:pStyle w:val="Compact"/>
+        <w:numPr>
+          <w:ilvl w:val="0"/>
+          <w:numId w:val="1005"/>
+        </w:numPr>
+      </w:pPr>
+      <w:r>
+        <w:t xml:space="preserve">Example:</w:t>
+      </w:r>
+      <w:r>
+        <w:t xml:space="preserve"> </w:t>
       </w:r>
       <w:r>
         <w:rPr>
           <w:i/>
           <w:iCs/>
         </w:rPr>
-        <w:t>"Plan how you would add user authentication to this app"</w:t>
+        <w:t xml:space="preserve">"Plan how you would add user authentication to this app"</w:t>
       </w:r>
     </w:p>
     <w:p>
@@ -730,17 +778,17 @@
         <w:pStyle w:val="BlockText"/>
       </w:pPr>
       <w:r>
-        <w:t>Plan first, code second. This is the single most underused feature.</w:t>
-      </w:r>
-    </w:p>
+        <w:t xml:space="preserve">Plan first, code second. This is the single most underused feature.</w:t>
+      </w:r>
+    </w:p>
+    <w:bookmarkEnd w:id="15"/>
+    <w:bookmarkStart w:id="16" w:name="make-claude-ask-questions-first"/>
     <w:p>
       <w:pPr>
         <w:pStyle w:val="Heading3"/>
       </w:pPr>
-      <w:bookmarkStart w:id="9" w:name="make-claude-ask-questions-first"/>
-      <w:bookmarkEnd w:id="8"/>
-      <w:r>
-        <w:t>Make Claude Ask Questions First</w:t>
+      <w:r>
+        <w:t xml:space="preserve">Make Claude Ask Questions First</w:t>
       </w:r>
     </w:p>
     <w:p>
@@ -748,37 +796,37 @@
         <w:pStyle w:val="FirstParagraph"/>
       </w:pPr>
       <w:r>
-        <w:t>Before starting a new feature, try:</w:t>
-      </w:r>
-    </w:p>
-    <w:p>
-      <w:pPr>
-        <w:pStyle w:val="Compact"/>
-        <w:numPr>
-          <w:ilvl w:val="0"/>
-          <w:numId w:val="7"/>
+        <w:t xml:space="preserve">Before starting a new feature, try:</w:t>
+      </w:r>
+    </w:p>
+    <w:p>
+      <w:pPr>
+        <w:pStyle w:val="Compact"/>
+        <w:numPr>
+          <w:ilvl w:val="0"/>
+          <w:numId w:val="1006"/>
         </w:numPr>
       </w:pPr>
       <w:r>
         <w:rPr>
           <w:rStyle w:val="VerbatimChar"/>
         </w:rPr>
-        <w:t>Before you start, ask me any clarifying questions you need.</w:t>
-      </w:r>
-    </w:p>
-    <w:p>
-      <w:pPr>
-        <w:pStyle w:val="Compact"/>
-        <w:numPr>
-          <w:ilvl w:val="0"/>
-          <w:numId w:val="7"/>
+        <w:t xml:space="preserve">Before you start, ask me any clarifying questions you need.</w:t>
+      </w:r>
+    </w:p>
+    <w:p>
+      <w:pPr>
+        <w:pStyle w:val="Compact"/>
+        <w:numPr>
+          <w:ilvl w:val="0"/>
+          <w:numId w:val="1006"/>
         </w:numPr>
       </w:pPr>
       <w:r>
         <w:rPr>
           <w:rStyle w:val="VerbatimChar"/>
         </w:rPr>
-        <w:t>What information do you need from me to do this well?</w:t>
+        <w:t xml:space="preserve">What information do you need from me to do this well?</w:t>
       </w:r>
     </w:p>
     <w:p>
@@ -786,17 +834,17 @@
         <w:pStyle w:val="FirstParagraph"/>
       </w:pPr>
       <w:r>
-        <w:t>This prevents Claude from making wrong assumptions.</w:t>
-      </w:r>
-    </w:p>
+        <w:t xml:space="preserve">This prevents Claude from making wrong assumptions.</w:t>
+      </w:r>
+    </w:p>
+    <w:bookmarkEnd w:id="16"/>
+    <w:bookmarkStart w:id="17" w:name="ask-for-improvements"/>
     <w:p>
       <w:pPr>
         <w:pStyle w:val="Heading3"/>
       </w:pPr>
-      <w:bookmarkStart w:id="10" w:name="ask-for-improvements"/>
-      <w:bookmarkEnd w:id="9"/>
-      <w:r>
-        <w:t>Ask for Improvements</w:t>
+      <w:r>
+        <w:t xml:space="preserve">Ask for Improvements</w:t>
       </w:r>
     </w:p>
     <w:p>
@@ -804,70 +852,70 @@
         <w:pStyle w:val="FirstParagraph"/>
       </w:pPr>
       <w:r>
-        <w:t>When you have something working:</w:t>
-      </w:r>
-    </w:p>
-    <w:p>
-      <w:pPr>
-        <w:pStyle w:val="Compact"/>
-        <w:numPr>
-          <w:ilvl w:val="0"/>
-          <w:numId w:val="8"/>
+        <w:t xml:space="preserve">When you have something working:</w:t>
+      </w:r>
+    </w:p>
+    <w:p>
+      <w:pPr>
+        <w:pStyle w:val="Compact"/>
+        <w:numPr>
+          <w:ilvl w:val="0"/>
+          <w:numId w:val="1007"/>
         </w:numPr>
       </w:pPr>
       <w:r>
         <w:rPr>
           <w:rStyle w:val="VerbatimChar"/>
         </w:rPr>
-        <w:t>Look at this project and suggest some improvements.</w:t>
-      </w:r>
-    </w:p>
-    <w:p>
-      <w:pPr>
-        <w:pStyle w:val="Compact"/>
-        <w:numPr>
-          <w:ilvl w:val="0"/>
-          <w:numId w:val="8"/>
+        <w:t xml:space="preserve">Look at this project and suggest some improvements.</w:t>
+      </w:r>
+    </w:p>
+    <w:p>
+      <w:pPr>
+        <w:pStyle w:val="Compact"/>
+        <w:numPr>
+          <w:ilvl w:val="0"/>
+          <w:numId w:val="1007"/>
         </w:numPr>
       </w:pPr>
       <w:r>
         <w:rPr>
           <w:rStyle w:val="VerbatimChar"/>
         </w:rPr>
-        <w:t>Review this code for potential bugs or issues.</w:t>
-      </w:r>
-    </w:p>
-    <w:p>
-      <w:pPr>
-        <w:pStyle w:val="Compact"/>
-        <w:numPr>
-          <w:ilvl w:val="0"/>
-          <w:numId w:val="8"/>
+        <w:t xml:space="preserve">Review this code for potential bugs or issues.</w:t>
+      </w:r>
+    </w:p>
+    <w:p>
+      <w:pPr>
+        <w:pStyle w:val="Compact"/>
+        <w:numPr>
+          <w:ilvl w:val="0"/>
+          <w:numId w:val="1007"/>
         </w:numPr>
       </w:pPr>
       <w:r>
         <w:rPr>
           <w:rStyle w:val="VerbatimChar"/>
         </w:rPr>
-        <w:t>How could I make this more user-friendly?</w:t>
-      </w:r>
-    </w:p>
+        <w:t xml:space="preserve">How could I make this more user-friendly?</w:t>
+      </w:r>
+    </w:p>
+    <w:bookmarkEnd w:id="17"/>
+    <w:bookmarkStart w:id="18" w:name="debugging-with-claude"/>
     <w:p>
       <w:pPr>
         <w:pStyle w:val="Heading3"/>
       </w:pPr>
-      <w:bookmarkStart w:id="11" w:name="debugging-with-claude"/>
-      <w:bookmarkEnd w:id="10"/>
-      <w:r>
-        <w:t>Debugging with Claude</w:t>
-      </w:r>
-    </w:p>
-    <w:p>
-      <w:pPr>
-        <w:pStyle w:val="Compact"/>
-        <w:numPr>
-          <w:ilvl w:val="0"/>
-          <w:numId w:val="9"/>
+      <w:r>
+        <w:t xml:space="preserve">Debugging with Claude</w:t>
+      </w:r>
+    </w:p>
+    <w:p>
+      <w:pPr>
+        <w:pStyle w:val="Compact"/>
+        <w:numPr>
+          <w:ilvl w:val="0"/>
+          <w:numId w:val="1008"/>
         </w:numPr>
       </w:pPr>
       <w:r>
@@ -875,15 +923,15 @@
           <w:b/>
           <w:bCs/>
         </w:rPr>
-        <w:t>Copy-paste the exact error message</w:t>
-      </w:r>
-    </w:p>
-    <w:p>
-      <w:pPr>
-        <w:pStyle w:val="Compact"/>
-        <w:numPr>
-          <w:ilvl w:val="0"/>
-          <w:numId w:val="9"/>
+        <w:t xml:space="preserve">Copy-paste the exact error message</w:t>
+      </w:r>
+    </w:p>
+    <w:p>
+      <w:pPr>
+        <w:pStyle w:val="Compact"/>
+        <w:numPr>
+          <w:ilvl w:val="0"/>
+          <w:numId w:val="1008"/>
         </w:numPr>
       </w:pPr>
       <w:r>
@@ -891,87 +939,92 @@
           <w:b/>
           <w:bCs/>
         </w:rPr>
-        <w:t>Describe what you expected</w:t>
-      </w:r>
-      <w:r>
-        <w:t xml:space="preserve"> vs. what happened</w:t>
-      </w:r>
-    </w:p>
-    <w:p>
-      <w:pPr>
-        <w:pStyle w:val="Compact"/>
-        <w:numPr>
-          <w:ilvl w:val="0"/>
-          <w:numId w:val="9"/>
-        </w:numPr>
-      </w:pPr>
-      <w:r>
-        <w:t xml:space="preserve">Use a prompt like: </w:t>
+        <w:t xml:space="preserve">Describe what you expected</w:t>
+      </w:r>
+      <w:r>
+        <w:t xml:space="preserve"> </w:t>
+      </w:r>
+      <w:r>
+        <w:t xml:space="preserve">vs. what happened</w:t>
+      </w:r>
+    </w:p>
+    <w:p>
+      <w:pPr>
+        <w:pStyle w:val="Compact"/>
+        <w:numPr>
+          <w:ilvl w:val="0"/>
+          <w:numId w:val="1008"/>
+        </w:numPr>
+      </w:pPr>
+      <w:r>
+        <w:t xml:space="preserve">Use a prompt like:</w:t>
+      </w:r>
+      <w:r>
+        <w:t xml:space="preserve"> </w:t>
       </w:r>
       <w:r>
         <w:rPr>
           <w:rStyle w:val="VerbatimChar"/>
         </w:rPr>
-        <w:t>I see this error: [paste error]. It happens when I [describe action]. Fix it.</w:t>
-      </w:r>
-    </w:p>
+        <w:t xml:space="preserve">I see this error: [paste error]. It happens when I [describe action]. Fix it.</w:t>
+      </w:r>
+    </w:p>
+    <w:bookmarkEnd w:id="18"/>
+    <w:bookmarkStart w:id="19" w:name="creating-documentation"/>
     <w:p>
       <w:pPr>
         <w:pStyle w:val="Heading3"/>
       </w:pPr>
-      <w:bookmarkStart w:id="12" w:name="creating-documentation"/>
-      <w:bookmarkEnd w:id="11"/>
-      <w:r>
-        <w:lastRenderedPageBreak/>
-        <w:t>Creating Documentation</w:t>
-      </w:r>
-    </w:p>
-    <w:p>
-      <w:pPr>
-        <w:pStyle w:val="Compact"/>
-        <w:numPr>
-          <w:ilvl w:val="0"/>
-          <w:numId w:val="10"/>
+      <w:r>
+        <w:t xml:space="preserve">Creating Documentation</w:t>
+      </w:r>
+    </w:p>
+    <w:p>
+      <w:pPr>
+        <w:pStyle w:val="Compact"/>
+        <w:numPr>
+          <w:ilvl w:val="0"/>
+          <w:numId w:val="1009"/>
         </w:numPr>
       </w:pPr>
       <w:r>
         <w:rPr>
           <w:rStyle w:val="VerbatimChar"/>
         </w:rPr>
-        <w:t>Create a README.md for this project explaining what it does and how to run it.</w:t>
-      </w:r>
-    </w:p>
-    <w:p>
-      <w:pPr>
-        <w:pStyle w:val="Compact"/>
-        <w:numPr>
-          <w:ilvl w:val="0"/>
-          <w:numId w:val="10"/>
+        <w:t xml:space="preserve">Create a README.md for this project explaining what it does and how to run it.</w:t>
+      </w:r>
+    </w:p>
+    <w:p>
+      <w:pPr>
+        <w:pStyle w:val="Compact"/>
+        <w:numPr>
+          <w:ilvl w:val="0"/>
+          <w:numId w:val="1009"/>
         </w:numPr>
       </w:pPr>
       <w:r>
         <w:rPr>
           <w:rStyle w:val="VerbatimChar"/>
         </w:rPr>
-        <w:t>Add comments to explain the key parts of this code.</w:t>
-      </w:r>
-    </w:p>
+        <w:t xml:space="preserve">Add comments to explain the key parts of this code.</w:t>
+      </w:r>
+    </w:p>
+    <w:bookmarkEnd w:id="19"/>
+    <w:bookmarkStart w:id="20" w:name="more-useful-prompts"/>
     <w:p>
       <w:pPr>
         <w:pStyle w:val="Heading3"/>
       </w:pPr>
-      <w:bookmarkStart w:id="13" w:name="more-useful-prompts"/>
-      <w:bookmarkEnd w:id="12"/>
-      <w:r>
-        <w:t>More Useful Prompts</w:t>
-      </w:r>
-    </w:p>
-    <w:p>
-      <w:pPr>
-        <w:pStyle w:val="Compact"/>
-        <w:numPr>
-          <w:ilvl w:val="0"/>
-          <w:numId w:val="11"/>
+      <w:r>
+        <w:t xml:space="preserve">More Useful Prompts</w:t>
+      </w:r>
+    </w:p>
+    <w:p>
+      <w:pPr>
+        <w:pStyle w:val="Compact"/>
+        <w:numPr>
+          <w:ilvl w:val="0"/>
+          <w:numId w:val="1010"/>
         </w:numPr>
       </w:pPr>
       <w:r>
@@ -979,15 +1032,15 @@
           <w:i/>
           <w:iCs/>
         </w:rPr>
-        <w:t>"Explain this code to me like I am a beginner"</w:t>
-      </w:r>
-    </w:p>
-    <w:p>
-      <w:pPr>
-        <w:pStyle w:val="Compact"/>
-        <w:numPr>
-          <w:ilvl w:val="0"/>
-          <w:numId w:val="11"/>
+        <w:t xml:space="preserve">"Explain this code to me like I am a beginner"</w:t>
+      </w:r>
+    </w:p>
+    <w:p>
+      <w:pPr>
+        <w:pStyle w:val="Compact"/>
+        <w:numPr>
+          <w:ilvl w:val="0"/>
+          <w:numId w:val="1010"/>
         </w:numPr>
       </w:pPr>
       <w:r>
@@ -995,15 +1048,15 @@
           <w:i/>
           <w:iCs/>
         </w:rPr>
-        <w:t>"Refactor this to be simpler"</w:t>
-      </w:r>
-    </w:p>
-    <w:p>
-      <w:pPr>
-        <w:pStyle w:val="Compact"/>
-        <w:numPr>
-          <w:ilvl w:val="0"/>
-          <w:numId w:val="11"/>
+        <w:t xml:space="preserve">"Refactor this to be simpler"</w:t>
+      </w:r>
+    </w:p>
+    <w:p>
+      <w:pPr>
+        <w:pStyle w:val="Compact"/>
+        <w:numPr>
+          <w:ilvl w:val="0"/>
+          <w:numId w:val="1010"/>
         </w:numPr>
       </w:pPr>
       <w:r>
@@ -1011,15 +1064,15 @@
           <w:i/>
           <w:iCs/>
         </w:rPr>
-        <w:t>"Add error handling for edge cases"</w:t>
-      </w:r>
-    </w:p>
-    <w:p>
-      <w:pPr>
-        <w:pStyle w:val="Compact"/>
-        <w:numPr>
-          <w:ilvl w:val="0"/>
-          <w:numId w:val="11"/>
+        <w:t xml:space="preserve">"Add error handling for edge cases"</w:t>
+      </w:r>
+    </w:p>
+    <w:p>
+      <w:pPr>
+        <w:pStyle w:val="Compact"/>
+        <w:numPr>
+          <w:ilvl w:val="0"/>
+          <w:numId w:val="1010"/>
         </w:numPr>
       </w:pPr>
       <w:r>
@@ -1027,54 +1080,964 @@
           <w:i/>
           <w:iCs/>
         </w:rPr>
-        <w:t>"Create a CLAUDE.md file with project conventions"</w:t>
-      </w:r>
-      <w:r>
-        <w:t xml:space="preserve"> — helps Claude help you</w:t>
-      </w:r>
-    </w:p>
-    <w:p>
-      <w:pPr>
-        <w:pStyle w:val="Compact"/>
-        <w:numPr>
-          <w:ilvl w:val="0"/>
-          <w:numId w:val="11"/>
-        </w:numPr>
-      </w:pPr>
-      <w:r>
-        <w:t xml:space="preserve">Use </w:t>
+        <w:t xml:space="preserve">"Create a CLAUDE.md file with project conventions"</w:t>
+      </w:r>
+      <w:r>
+        <w:t xml:space="preserve"> </w:t>
+      </w:r>
+      <w:r>
+        <w:t xml:space="preserve">— helps Claude help you</w:t>
+      </w:r>
+    </w:p>
+    <w:p>
+      <w:pPr>
+        <w:pStyle w:val="Compact"/>
+        <w:numPr>
+          <w:ilvl w:val="0"/>
+          <w:numId w:val="1010"/>
+        </w:numPr>
+      </w:pPr>
+      <w:r>
+        <w:t xml:space="preserve">Use</w:t>
+      </w:r>
+      <w:r>
+        <w:t xml:space="preserve"> </w:t>
       </w:r>
       <w:r>
         <w:rPr>
           <w:rStyle w:val="VerbatimChar"/>
         </w:rPr>
-        <w:t>/clear</w:t>
-      </w:r>
-      <w:r>
-        <w:t xml:space="preserve"> to reset context when switching tasks</w:t>
-      </w:r>
-      <w:bookmarkEnd w:id="0"/>
-      <w:bookmarkEnd w:id="6"/>
-      <w:bookmarkEnd w:id="13"/>
-    </w:p>
+        <w:t xml:space="preserve">/clear</w:t>
+      </w:r>
+      <w:r>
+        <w:t xml:space="preserve"> </w:t>
+      </w:r>
+      <w:r>
+        <w:t xml:space="preserve">to reset context when switching tasks</w:t>
+      </w:r>
+    </w:p>
+    <w:p>
+      <w:r>
+        <w:pict>
+          <v:rect style="width:0;height:1.5pt" o:hralign="center" o:hrstd="t" o:hr="t"/>
+        </w:pict>
+      </w:r>
+    </w:p>
+    <w:bookmarkEnd w:id="20"/>
+    <w:bookmarkEnd w:id="21"/>
+    <w:bookmarkStart w:id="36" w:name="going-further"/>
+    <w:p>
+      <w:pPr>
+        <w:pStyle w:val="Heading2"/>
+      </w:pPr>
+      <w:r>
+        <w:t xml:space="preserve">Going Further</w:t>
+      </w:r>
+    </w:p>
+    <w:bookmarkStart w:id="22" w:name="git-as-your-safety-net"/>
+    <w:p>
+      <w:pPr>
+        <w:pStyle w:val="Heading3"/>
+      </w:pPr>
+      <w:r>
+        <w:t xml:space="preserve">Git as your safety net</w:t>
+      </w:r>
+    </w:p>
+    <w:p>
+      <w:pPr>
+        <w:pStyle w:val="Compact"/>
+        <w:numPr>
+          <w:ilvl w:val="0"/>
+          <w:numId w:val="1011"/>
+        </w:numPr>
+      </w:pPr>
+      <w:r>
+        <w:t xml:space="preserve">Start on GitHub: create the repo with a generated README, then</w:t>
+      </w:r>
+      <w:r>
+        <w:t xml:space="preserve"> </w:t>
+      </w:r>
+      <w:r>
+        <w:rPr>
+          <w:rStyle w:val="VerbatimChar"/>
+        </w:rPr>
+        <w:t xml:space="preserve">git clone</w:t>
+      </w:r>
+      <w:r>
+        <w:t xml:space="preserve"> </w:t>
+      </w:r>
+      <w:r>
+        <w:t xml:space="preserve">locally.</w:t>
+      </w:r>
+      <w:r>
+        <w:t xml:space="preserve"> </w:t>
+      </w:r>
+      <w:r>
+        <w:rPr>
+          <w:rStyle w:val="VerbatimChar"/>
+        </w:rPr>
+        <w:t xml:space="preserve">git init</w:t>
+      </w:r>
+      <w:r>
+        <w:t xml:space="preserve"> </w:t>
+      </w:r>
+      <w:r>
+        <w:t xml:space="preserve">works offline.</w:t>
+      </w:r>
+    </w:p>
+    <w:p>
+      <w:pPr>
+        <w:pStyle w:val="Compact"/>
+        <w:numPr>
+          <w:ilvl w:val="0"/>
+          <w:numId w:val="1011"/>
+        </w:numPr>
+      </w:pPr>
+      <w:r>
+        <w:t xml:space="preserve">Commit every working step — your undo button.</w:t>
+      </w:r>
+    </w:p>
+    <w:p>
+      <w:pPr>
+        <w:pStyle w:val="Compact"/>
+        <w:numPr>
+          <w:ilvl w:val="0"/>
+          <w:numId w:val="1011"/>
+        </w:numPr>
+      </w:pPr>
+      <w:r>
+        <w:t xml:space="preserve">Ask Claude to write the commit message:</w:t>
+      </w:r>
+      <w:r>
+        <w:t xml:space="preserve"> </w:t>
+      </w:r>
+      <w:r>
+        <w:rPr>
+          <w:rStyle w:val="VerbatimChar"/>
+        </w:rPr>
+        <w:t xml:space="preserve">Stage the relevant files and commit with a clear message explaining why.</w:t>
+      </w:r>
+    </w:p>
+    <w:p>
+      <w:pPr>
+        <w:pStyle w:val="Compact"/>
+        <w:numPr>
+          <w:ilvl w:val="0"/>
+          <w:numId w:val="1011"/>
+        </w:numPr>
+      </w:pPr>
+      <w:r>
+        <w:t xml:space="preserve">Push regularly. Cloud &gt; laptop.</w:t>
+      </w:r>
+    </w:p>
+    <w:bookmarkEnd w:id="22"/>
+    <w:bookmarkStart w:id="23" w:name="claudemd--keep-it-alive"/>
+    <w:p>
+      <w:pPr>
+        <w:pStyle w:val="Heading3"/>
+      </w:pPr>
+      <w:r>
+        <w:t xml:space="preserve">CLAUDE.md — keep it alive</w:t>
+      </w:r>
+    </w:p>
+    <w:p>
+      <w:pPr>
+        <w:pStyle w:val="Compact"/>
+        <w:numPr>
+          <w:ilvl w:val="0"/>
+          <w:numId w:val="1012"/>
+        </w:numPr>
+      </w:pPr>
+      <w:r>
+        <w:t xml:space="preserve">Run</w:t>
+      </w:r>
+      <w:r>
+        <w:t xml:space="preserve"> </w:t>
+      </w:r>
+      <w:r>
+        <w:rPr>
+          <w:rStyle w:val="VerbatimChar"/>
+        </w:rPr>
+        <w:t xml:space="preserve">/init</w:t>
+      </w:r>
+      <w:r>
+        <w:t xml:space="preserve"> </w:t>
+      </w:r>
+      <w:r>
+        <w:t xml:space="preserve">to bootstrap.</w:t>
+      </w:r>
+    </w:p>
+    <w:p>
+      <w:pPr>
+        <w:pStyle w:val="Compact"/>
+        <w:numPr>
+          <w:ilvl w:val="0"/>
+          <w:numId w:val="1012"/>
+        </w:numPr>
+      </w:pPr>
+      <w:r>
+        <w:t xml:space="preserve">Edit it with Claude as the project changes:</w:t>
+      </w:r>
+      <w:r>
+        <w:t xml:space="preserve"> </w:t>
+      </w:r>
+      <w:r>
+        <w:rPr>
+          <w:rStyle w:val="VerbatimChar"/>
+        </w:rPr>
+        <w:t xml:space="preserve">Update CLAUDE.md to reflect the new build script.</w:t>
+      </w:r>
+    </w:p>
+    <w:p>
+      <w:pPr>
+        <w:pStyle w:val="Compact"/>
+        <w:numPr>
+          <w:ilvl w:val="0"/>
+          <w:numId w:val="1012"/>
+        </w:numPr>
+      </w:pPr>
+      <w:r>
+        <w:t xml:space="preserve">Belongs in CLAUDE.md: tech stack, conventions, commands, gotchas.</w:t>
+      </w:r>
+    </w:p>
+    <w:p>
+      <w:pPr>
+        <w:pStyle w:val="Compact"/>
+        <w:numPr>
+          <w:ilvl w:val="0"/>
+          <w:numId w:val="1012"/>
+        </w:numPr>
+      </w:pPr>
+      <w:r>
+        <w:t xml:space="preserve">Doesn't belong: transient state, secrets, long prose.</w:t>
+      </w:r>
+    </w:p>
+    <w:bookmarkEnd w:id="23"/>
+    <w:bookmarkStart w:id="24" w:name="testing-prompts"/>
+    <w:p>
+      <w:pPr>
+        <w:pStyle w:val="Heading3"/>
+      </w:pPr>
+      <w:r>
+        <w:t xml:space="preserve">Testing prompts</w:t>
+      </w:r>
+    </w:p>
+    <w:p>
+      <w:pPr>
+        <w:pStyle w:val="Compact"/>
+        <w:numPr>
+          <w:ilvl w:val="0"/>
+          <w:numId w:val="1013"/>
+        </w:numPr>
+      </w:pPr>
+      <w:r>
+        <w:rPr>
+          <w:rStyle w:val="VerbatimChar"/>
+        </w:rPr>
+        <w:t xml:space="preserve">Add tests for this function covering the happy path and one edge case.</w:t>
+      </w:r>
+    </w:p>
+    <w:p>
+      <w:pPr>
+        <w:pStyle w:val="Compact"/>
+        <w:numPr>
+          <w:ilvl w:val="0"/>
+          <w:numId w:val="1013"/>
+        </w:numPr>
+      </w:pPr>
+      <w:r>
+        <w:rPr>
+          <w:rStyle w:val="VerbatimChar"/>
+        </w:rPr>
+        <w:t xml:space="preserve">Write a failing test for X, then make it pass.</w:t>
+      </w:r>
+    </w:p>
+    <w:p>
+      <w:pPr>
+        <w:pStyle w:val="Compact"/>
+        <w:numPr>
+          <w:ilvl w:val="0"/>
+          <w:numId w:val="1013"/>
+        </w:numPr>
+      </w:pPr>
+      <w:r>
+        <w:rPr>
+          <w:rStyle w:val="VerbatimChar"/>
+        </w:rPr>
+        <w:t xml:space="preserve">Add a regression test so this bug can't come back.</w:t>
+      </w:r>
+    </w:p>
+    <w:bookmarkEnd w:id="24"/>
+    <w:bookmarkStart w:id="25" w:name="code-review-before-commit"/>
+    <w:p>
+      <w:pPr>
+        <w:pStyle w:val="Heading3"/>
+      </w:pPr>
+      <w:r>
+        <w:t xml:space="preserve">Code review before commit</w:t>
+      </w:r>
+    </w:p>
+    <w:p>
+      <w:pPr>
+        <w:pStyle w:val="Compact"/>
+        <w:numPr>
+          <w:ilvl w:val="0"/>
+          <w:numId w:val="1014"/>
+        </w:numPr>
+      </w:pPr>
+      <w:r>
+        <w:rPr>
+          <w:rStyle w:val="VerbatimChar"/>
+        </w:rPr>
+        <w:t xml:space="preserve">Review this diff for bugs, edge cases, and security issues. What would a senior engineer change?</w:t>
+      </w:r>
+    </w:p>
+    <w:p>
+      <w:pPr>
+        <w:pStyle w:val="Compact"/>
+        <w:numPr>
+          <w:ilvl w:val="0"/>
+          <w:numId w:val="1014"/>
+        </w:numPr>
+      </w:pPr>
+      <w:r>
+        <w:rPr>
+          <w:rStyle w:val="VerbatimChar"/>
+        </w:rPr>
+        <w:t xml:space="preserve">What else in this codebase does this change affect? Are there places I should also update?</w:t>
+      </w:r>
+    </w:p>
+    <w:p>
+      <w:pPr>
+        <w:pStyle w:val="Compact"/>
+        <w:numPr>
+          <w:ilvl w:val="0"/>
+          <w:numId w:val="1014"/>
+        </w:numPr>
+      </w:pPr>
+      <w:r>
+        <w:rPr>
+          <w:rStyle w:val="VerbatimChar"/>
+        </w:rPr>
+        <w:t xml:space="preserve">Find any duplicated logic in this file and propose a refactor.</w:t>
+      </w:r>
+    </w:p>
+    <w:bookmarkEnd w:id="25"/>
+    <w:bookmarkStart w:id="27" w:name="skills"/>
+    <w:p>
+      <w:pPr>
+        <w:pStyle w:val="Heading3"/>
+      </w:pPr>
+      <w:r>
+        <w:t xml:space="preserve">Skills</w:t>
+      </w:r>
+    </w:p>
+    <w:p>
+      <w:pPr>
+        <w:pStyle w:val="Compact"/>
+        <w:numPr>
+          <w:ilvl w:val="0"/>
+          <w:numId w:val="1015"/>
+        </w:numPr>
+      </w:pPr>
+      <w:r>
+        <w:t xml:space="preserve">Invoke with</w:t>
+      </w:r>
+      <w:r>
+        <w:t xml:space="preserve"> </w:t>
+      </w:r>
+      <w:r>
+        <w:rPr>
+          <w:rStyle w:val="VerbatimChar"/>
+        </w:rPr>
+        <w:t xml:space="preserve">/&lt;skill-name&gt;</w:t>
+      </w:r>
+      <w:r>
+        <w:t xml:space="preserve"> </w:t>
+      </w:r>
+      <w:r>
+        <w:t xml:space="preserve">in Claude Code.</w:t>
+      </w:r>
+    </w:p>
+    <w:p>
+      <w:pPr>
+        <w:pStyle w:val="Compact"/>
+        <w:numPr>
+          <w:ilvl w:val="0"/>
+          <w:numId w:val="1015"/>
+        </w:numPr>
+      </w:pPr>
+      <w:r>
+        <w:t xml:space="preserve">Built-in:</w:t>
+      </w:r>
+      <w:r>
+        <w:t xml:space="preserve"> </w:t>
+      </w:r>
+      <w:r>
+        <w:rPr>
+          <w:rStyle w:val="VerbatimChar"/>
+        </w:rPr>
+        <w:t xml:space="preserve">/review</w:t>
+      </w:r>
+      <w:r>
+        <w:t xml:space="preserve">,</w:t>
+      </w:r>
+      <w:r>
+        <w:t xml:space="preserve"> </w:t>
+      </w:r>
+      <w:r>
+        <w:rPr>
+          <w:rStyle w:val="VerbatimChar"/>
+        </w:rPr>
+        <w:t xml:space="preserve">/security-review</w:t>
+      </w:r>
+      <w:r>
+        <w:t xml:space="preserve">,</w:t>
+      </w:r>
+      <w:r>
+        <w:t xml:space="preserve"> </w:t>
+      </w:r>
+      <w:r>
+        <w:rPr>
+          <w:rStyle w:val="VerbatimChar"/>
+        </w:rPr>
+        <w:t xml:space="preserve">/init</w:t>
+      </w:r>
+      <w:r>
+        <w:t xml:space="preserve">.</w:t>
+      </w:r>
+    </w:p>
+    <w:p>
+      <w:pPr>
+        <w:pStyle w:val="Compact"/>
+        <w:numPr>
+          <w:ilvl w:val="0"/>
+          <w:numId w:val="1015"/>
+        </w:numPr>
+      </w:pPr>
+      <w:r>
+        <w:t xml:space="preserve">Example custom skill (atomic commits):</w:t>
+      </w:r>
+      <w:r>
+        <w:t xml:space="preserve"> </w:t>
+      </w:r>
+      <w:hyperlink r:id="rId26">
+        <w:r>
+          <w:rPr>
+            <w:rStyle w:val="Hyperlink"/>
+          </w:rPr>
+          <w:t xml:space="preserve">resources/skills/atomic-commits.md</w:t>
+        </w:r>
+      </w:hyperlink>
+      <w:r>
+        <w:t xml:space="preserve">.</w:t>
+      </w:r>
+    </w:p>
+    <w:bookmarkEnd w:id="27"/>
+    <w:bookmarkStart w:id="29" w:name="permissions--settingsjson"/>
+    <w:p>
+      <w:pPr>
+        <w:pStyle w:val="Heading3"/>
+      </w:pPr>
+      <w:r>
+        <w:t xml:space="preserve">Permissions &amp; settings.json</w:t>
+      </w:r>
+    </w:p>
+    <w:p>
+      <w:pPr>
+        <w:pStyle w:val="Compact"/>
+        <w:numPr>
+          <w:ilvl w:val="0"/>
+          <w:numId w:val="1016"/>
+        </w:numPr>
+      </w:pPr>
+      <w:r>
+        <w:rPr>
+          <w:rStyle w:val="VerbatimChar"/>
+        </w:rPr>
+        <w:t xml:space="preserve">~/.claude/settings.json</w:t>
+      </w:r>
+      <w:r>
+        <w:t xml:space="preserve"> </w:t>
+      </w:r>
+      <w:r>
+        <w:t xml:space="preserve">(user-wide),</w:t>
+      </w:r>
+      <w:r>
+        <w:t xml:space="preserve"> </w:t>
+      </w:r>
+      <w:r>
+        <w:rPr>
+          <w:rStyle w:val="VerbatimChar"/>
+        </w:rPr>
+        <w:t xml:space="preserve">.claude/settings.json</w:t>
+      </w:r>
+      <w:r>
+        <w:t xml:space="preserve"> </w:t>
+      </w:r>
+      <w:r>
+        <w:t xml:space="preserve">(project),</w:t>
+      </w:r>
+      <w:r>
+        <w:t xml:space="preserve"> </w:t>
+      </w:r>
+      <w:r>
+        <w:rPr>
+          <w:rStyle w:val="VerbatimChar"/>
+        </w:rPr>
+        <w:t xml:space="preserve">.claude/settings.local.json</w:t>
+      </w:r>
+      <w:r>
+        <w:t xml:space="preserve"> </w:t>
+      </w:r>
+      <w:r>
+        <w:t xml:space="preserve">(personal per-project).</w:t>
+      </w:r>
+    </w:p>
+    <w:p>
+      <w:pPr>
+        <w:pStyle w:val="Compact"/>
+        <w:numPr>
+          <w:ilvl w:val="0"/>
+          <w:numId w:val="1016"/>
+        </w:numPr>
+      </w:pPr>
+      <w:r>
+        <w:t xml:space="preserve">Annotated example:</w:t>
+      </w:r>
+      <w:r>
+        <w:t xml:space="preserve"> </w:t>
+      </w:r>
+      <w:hyperlink r:id="rId28">
+        <w:r>
+          <w:rPr>
+            <w:rStyle w:val="Hyperlink"/>
+          </w:rPr>
+          <w:t xml:space="preserve">resources/settings-example.jsonc</w:t>
+        </w:r>
+      </w:hyperlink>
+      <w:r>
+        <w:t xml:space="preserve">.</w:t>
+      </w:r>
+    </w:p>
+    <w:p>
+      <w:pPr>
+        <w:pStyle w:val="Compact"/>
+        <w:numPr>
+          <w:ilvl w:val="0"/>
+          <w:numId w:val="1016"/>
+        </w:numPr>
+      </w:pPr>
+      <w:r>
+        <w:t xml:space="preserve">Never blanket-allow</w:t>
+      </w:r>
+      <w:r>
+        <w:t xml:space="preserve"> </w:t>
+      </w:r>
+      <w:r>
+        <w:rPr>
+          <w:rStyle w:val="VerbatimChar"/>
+        </w:rPr>
+        <w:t xml:space="preserve">Bash(*)</w:t>
+      </w:r>
+      <w:r>
+        <w:t xml:space="preserve">.</w:t>
+      </w:r>
+    </w:p>
+    <w:bookmarkEnd w:id="29"/>
+    <w:bookmarkStart w:id="30" w:name="memory-three-layers"/>
+    <w:p>
+      <w:pPr>
+        <w:pStyle w:val="Heading3"/>
+      </w:pPr>
+      <w:r>
+        <w:t xml:space="preserve">Memory: three layers</w:t>
+      </w:r>
+    </w:p>
+    <w:p>
+      <w:pPr>
+        <w:pStyle w:val="Compact"/>
+        <w:numPr>
+          <w:ilvl w:val="0"/>
+          <w:numId w:val="1017"/>
+        </w:numPr>
+      </w:pPr>
+      <w:r>
+        <w:rPr>
+          <w:b/>
+          <w:bCs/>
+        </w:rPr>
+        <w:t xml:space="preserve">Session</w:t>
+      </w:r>
+      <w:r>
+        <w:t xml:space="preserve"> </w:t>
+      </w:r>
+      <w:r>
+        <w:t xml:space="preserve">— current conversation.</w:t>
+      </w:r>
+      <w:r>
+        <w:t xml:space="preserve"> </w:t>
+      </w:r>
+      <w:r>
+        <w:rPr>
+          <w:rStyle w:val="VerbatimChar"/>
+        </w:rPr>
+        <w:t xml:space="preserve">/compact</w:t>
+      </w:r>
+      <w:r>
+        <w:t xml:space="preserve"> </w:t>
+      </w:r>
+      <w:r>
+        <w:t xml:space="preserve">to summarise,</w:t>
+      </w:r>
+      <w:r>
+        <w:t xml:space="preserve"> </w:t>
+      </w:r>
+      <w:r>
+        <w:rPr>
+          <w:rStyle w:val="VerbatimChar"/>
+        </w:rPr>
+        <w:t xml:space="preserve">/clear</w:t>
+      </w:r>
+      <w:r>
+        <w:t xml:space="preserve"> </w:t>
+      </w:r>
+      <w:r>
+        <w:t xml:space="preserve">to reset,</w:t>
+      </w:r>
+      <w:r>
+        <w:t xml:space="preserve"> </w:t>
+      </w:r>
+      <w:r>
+        <w:rPr>
+          <w:rStyle w:val="VerbatimChar"/>
+        </w:rPr>
+        <w:t xml:space="preserve">claude --resume</w:t>
+      </w:r>
+      <w:r>
+        <w:t xml:space="preserve"> </w:t>
+      </w:r>
+      <w:r>
+        <w:t xml:space="preserve">to bring one back.</w:t>
+      </w:r>
+    </w:p>
+    <w:p>
+      <w:pPr>
+        <w:pStyle w:val="Compact"/>
+        <w:numPr>
+          <w:ilvl w:val="0"/>
+          <w:numId w:val="1017"/>
+        </w:numPr>
+      </w:pPr>
+      <w:r>
+        <w:rPr>
+          <w:b/>
+          <w:bCs/>
+        </w:rPr>
+        <w:t xml:space="preserve">Project</w:t>
+      </w:r>
+      <w:r>
+        <w:t xml:space="preserve"> </w:t>
+      </w:r>
+      <w:r>
+        <w:t xml:space="preserve">—</w:t>
+      </w:r>
+      <w:r>
+        <w:t xml:space="preserve"> </w:t>
+      </w:r>
+      <w:r>
+        <w:rPr>
+          <w:rStyle w:val="VerbatimChar"/>
+        </w:rPr>
+        <w:t xml:space="preserve">CLAUDE.md</w:t>
+      </w:r>
+      <w:r>
+        <w:t xml:space="preserve"> </w:t>
+      </w:r>
+      <w:r>
+        <w:t xml:space="preserve">in the repo root. Shared with the team via git.</w:t>
+      </w:r>
+    </w:p>
+    <w:p>
+      <w:pPr>
+        <w:pStyle w:val="Compact"/>
+        <w:numPr>
+          <w:ilvl w:val="0"/>
+          <w:numId w:val="1017"/>
+        </w:numPr>
+      </w:pPr>
+      <w:r>
+        <w:rPr>
+          <w:b/>
+          <w:bCs/>
+        </w:rPr>
+        <w:t xml:space="preserve">User</w:t>
+      </w:r>
+      <w:r>
+        <w:t xml:space="preserve"> </w:t>
+      </w:r>
+      <w:r>
+        <w:t xml:space="preserve">—</w:t>
+      </w:r>
+      <w:r>
+        <w:t xml:space="preserve"> </w:t>
+      </w:r>
+      <w:r>
+        <w:rPr>
+          <w:rStyle w:val="VerbatimChar"/>
+        </w:rPr>
+        <w:t xml:space="preserve">~/.claude/CLAUDE.md</w:t>
+      </w:r>
+      <w:r>
+        <w:t xml:space="preserve"> </w:t>
+      </w:r>
+      <w:r>
+        <w:t xml:space="preserve">+ memory tool. Your personal preferences, everywhere.</w:t>
+      </w:r>
+    </w:p>
+    <w:bookmarkEnd w:id="30"/>
+    <w:bookmarkStart w:id="35" w:name="mcp-subagents-hooks-cost-diff-review"/>
+    <w:p>
+      <w:pPr>
+        <w:pStyle w:val="Heading3"/>
+      </w:pPr>
+      <w:r>
+        <w:t xml:space="preserve">MCP, subagents, hooks, cost, diff review</w:t>
+      </w:r>
+    </w:p>
+    <w:p>
+      <w:pPr>
+        <w:pStyle w:val="Compact"/>
+        <w:numPr>
+          <w:ilvl w:val="0"/>
+          <w:numId w:val="1018"/>
+        </w:numPr>
+      </w:pPr>
+      <w:r>
+        <w:rPr>
+          <w:b/>
+          <w:bCs/>
+        </w:rPr>
+        <w:t xml:space="preserve">MCP servers</w:t>
+      </w:r>
+      <w:r>
+        <w:t xml:space="preserve"> </w:t>
+      </w:r>
+      <w:r>
+        <w:t xml:space="preserve">— connect Claude to external tools (GitHub, Linear, databases).</w:t>
+      </w:r>
+      <w:r>
+        <w:t xml:space="preserve"> </w:t>
+      </w:r>
+      <w:hyperlink r:id="rId31">
+        <w:r>
+          <w:rPr>
+            <w:rStyle w:val="Hyperlink"/>
+          </w:rPr>
+          <w:t xml:space="preserve">docs</w:t>
+        </w:r>
+      </w:hyperlink>
+    </w:p>
+    <w:p>
+      <w:pPr>
+        <w:pStyle w:val="Compact"/>
+        <w:numPr>
+          <w:ilvl w:val="0"/>
+          <w:numId w:val="1018"/>
+        </w:numPr>
+      </w:pPr>
+      <w:r>
+        <w:rPr>
+          <w:b/>
+          <w:bCs/>
+        </w:rPr>
+        <w:t xml:space="preserve">Subagents</w:t>
+      </w:r>
+      <w:r>
+        <w:t xml:space="preserve"> </w:t>
+      </w:r>
+      <w:r>
+        <w:t xml:space="preserve">— delegate research/exploration. Built-ins: Explore, Plan, general-purpose.</w:t>
+      </w:r>
+      <w:r>
+        <w:t xml:space="preserve"> </w:t>
+      </w:r>
+      <w:hyperlink r:id="rId32">
+        <w:r>
+          <w:rPr>
+            <w:rStyle w:val="Hyperlink"/>
+          </w:rPr>
+          <w:t xml:space="preserve">docs</w:t>
+        </w:r>
+      </w:hyperlink>
+    </w:p>
+    <w:p>
+      <w:pPr>
+        <w:pStyle w:val="Compact"/>
+        <w:numPr>
+          <w:ilvl w:val="0"/>
+          <w:numId w:val="1018"/>
+        </w:numPr>
+      </w:pPr>
+      <w:r>
+        <w:rPr>
+          <w:b/>
+          <w:bCs/>
+        </w:rPr>
+        <w:t xml:space="preserve">Hooks</w:t>
+      </w:r>
+      <w:r>
+        <w:t xml:space="preserve"> </w:t>
+      </w:r>
+      <w:r>
+        <w:t xml:space="preserve">— shell commands triggered by harness events; great for auto-format or blocking risky writes.</w:t>
+      </w:r>
+      <w:r>
+        <w:t xml:space="preserve"> </w:t>
+      </w:r>
+      <w:hyperlink r:id="rId33">
+        <w:r>
+          <w:rPr>
+            <w:rStyle w:val="Hyperlink"/>
+          </w:rPr>
+          <w:t xml:space="preserve">docs</w:t>
+        </w:r>
+      </w:hyperlink>
+    </w:p>
+    <w:p>
+      <w:pPr>
+        <w:pStyle w:val="Compact"/>
+        <w:numPr>
+          <w:ilvl w:val="0"/>
+          <w:numId w:val="1018"/>
+        </w:numPr>
+      </w:pPr>
+      <w:r>
+        <w:rPr>
+          <w:b/>
+          <w:bCs/>
+        </w:rPr>
+        <w:t xml:space="preserve">Cost &amp; limits</w:t>
+      </w:r>
+      <w:r>
+        <w:t xml:space="preserve"> </w:t>
+      </w:r>
+      <w:r>
+        <w:t xml:space="preserve">—</w:t>
+      </w:r>
+      <w:r>
+        <w:t xml:space="preserve"> </w:t>
+      </w:r>
+      <w:r>
+        <w:rPr>
+          <w:rStyle w:val="VerbatimChar"/>
+        </w:rPr>
+        <w:t xml:space="preserve">/cost</w:t>
+      </w:r>
+      <w:r>
+        <w:t xml:space="preserve"> </w:t>
+      </w:r>
+      <w:r>
+        <w:t xml:space="preserve">shows session usage. Use Haiku for mechanical work to save your budget.</w:t>
+      </w:r>
+      <w:r>
+        <w:t xml:space="preserve"> </w:t>
+      </w:r>
+      <w:hyperlink r:id="rId34">
+        <w:r>
+          <w:rPr>
+            <w:rStyle w:val="Hyperlink"/>
+          </w:rPr>
+          <w:t xml:space="preserve">pricing</w:t>
+        </w:r>
+      </w:hyperlink>
+    </w:p>
+    <w:p>
+      <w:pPr>
+        <w:pStyle w:val="Compact"/>
+        <w:numPr>
+          <w:ilvl w:val="0"/>
+          <w:numId w:val="1018"/>
+        </w:numPr>
+      </w:pPr>
+      <w:r>
+        <w:rPr>
+          <w:b/>
+          <w:bCs/>
+        </w:rPr>
+        <w:t xml:space="preserve">Reading diffs critically</w:t>
+      </w:r>
+      <w:r>
+        <w:t xml:space="preserve"> </w:t>
+      </w:r>
+      <w:r>
+        <w:t xml:space="preserve">— before every commit ask:</w:t>
+      </w:r>
+      <w:r>
+        <w:t xml:space="preserve"> </w:t>
+      </w:r>
+      <w:r>
+        <w:rPr>
+          <w:rStyle w:val="VerbatimChar"/>
+        </w:rPr>
+        <w:t xml:space="preserve">Explain this diff line by line.</w:t>
+      </w:r>
+      <w:r>
+        <w:t xml:space="preserve"> </w:t>
+      </w:r>
+      <w:r>
+        <w:t xml:space="preserve">then</w:t>
+      </w:r>
+      <w:r>
+        <w:t xml:space="preserve"> </w:t>
+      </w:r>
+      <w:r>
+        <w:rPr>
+          <w:rStyle w:val="VerbatimChar"/>
+        </w:rPr>
+        <w:t xml:space="preserve">What else does this change touch?</w:t>
+      </w:r>
+    </w:p>
+    <w:bookmarkEnd w:id="35"/>
+    <w:bookmarkEnd w:id="36"/>
+    <w:bookmarkEnd w:id="37"/>
     <w:sectPr>
       <w:footnotePr>
         <w:numRestart w:val="eachSect"/>
       </w:footnotePr>
-      <w:pgSz w:w="12240" w:h="15840"/>
-      <w:pgMar w:top="1440" w:right="1440" w:bottom="1440" w:left="1440" w:header="720" w:footer="720" w:gutter="0"/>
-      <w:cols w:space="720"/>
     </w:sectPr>
   </w:body>
 </w:document>
 </file>
 
+<file path=word/comments.xml><?xml version="1.0" encoding="utf-8"?>
+<w:comments xmlns:w="http://schemas.openxmlformats.org/wordprocessingml/2006/main" xmlns:m="http://schemas.openxmlformats.org/officeDocument/2006/math" xmlns:r="http://schemas.openxmlformats.org/officeDocument/2006/relationships" xmlns:o="urn:schemas-microsoft-com:office:office" xmlns:v="urn:schemas-microsoft-com:vml" xmlns:w10="urn:schemas-microsoft-com:office:word" xmlns:a="http://schemas.openxmlformats.org/drawingml/2006/main" xmlns:pic="http://schemas.openxmlformats.org/drawingml/2006/picture" xmlns:wp="http://schemas.openxmlformats.org/drawingml/2006/wordprocessingDrawing"/>
+</file>
+
+<file path=word/footnotes.xml><?xml version="1.0" encoding="utf-8"?>
+<w:footnotes xmlns:w="http://schemas.openxmlformats.org/wordprocessingml/2006/main" xmlns:m="http://schemas.openxmlformats.org/officeDocument/2006/math" xmlns:r="http://schemas.openxmlformats.org/officeDocument/2006/relationships" xmlns:o="urn:schemas-microsoft-com:office:office" xmlns:v="urn:schemas-microsoft-com:vml" xmlns:w10="urn:schemas-microsoft-com:office:word" xmlns:a="http://schemas.openxmlformats.org/drawingml/2006/main" xmlns:pic="http://schemas.openxmlformats.org/drawingml/2006/picture" xmlns:wp="http://schemas.openxmlformats.org/drawingml/2006/wordprocessingDrawing">
+  <w:footnote w:type="continuationSeparator" w:id="0">
+    <w:p>
+      <w:r>
+        <w:continuationSeparator/>
+      </w:r>
+    </w:p>
+  </w:footnote>
+  <w:footnote w:type="separator" w:id="-1">
+    <w:p>
+      <w:r>
+        <w:separator/>
+      </w:r>
+    </w:p>
+  </w:footnote>
+</w:footnotes>
+</file>
+
 <file path=word/numbering.xml><?xml version="1.0" encoding="utf-8"?>
-<w:numbering xmlns:wpc="http://schemas.microsoft.com/office/word/2010/wordprocessingCanvas" xmlns:cx="http://schemas.microsoft.com/office/drawing/2014/chartex" xmlns:cx1="http://schemas.microsoft.com/office/drawing/2015/9/8/chartex" xmlns:cx2="http://schemas.microsoft.com/office/drawing/2015/10/21/chartex" xmlns:cx3="http://schemas.microsoft.com/office/drawing/2016/5/9/chartex" xmlns:cx4="http://schemas.microsoft.com/office/drawing/2016/5/10/chartex" xmlns:cx5="http://schemas.microsoft.com/office/drawing/2016/5/11/chartex" xmlns:cx6="http://schemas.microsoft.com/office/drawing/2016/5/12/chartex" xmlns:cx7="http://schemas.microsoft.com/office/drawing/2016/5/13/chartex" xmlns:cx8="http://schemas.microsoft.com/office/drawing/2016/5/14/chartex" xmlns:mc="http://schemas.openxmlformats.org/markup-compatibility/2006" xmlns:aink="http://schemas.microsoft.com/office/drawing/2016/ink" xmlns:am3d="http://schemas.microsoft.com/office/drawing/2017/model3d" xmlns:o="urn:schemas-microsoft-com:office:office" xmlns:oel="http://schemas.microsoft.com/office/2019/extlst" xmlns:r="http://schemas.openxmlformats.org/officeDocument/2006/relationships" xmlns:m="http://schemas.openxmlformats.org/officeDocument/2006/math" xmlns:v="urn:schemas-microsoft-com:vml" xmlns:wp14="http://schemas.microsoft.com/office/word/2010/wordprocessingDrawing" xmlns:wp="http://schemas.openxmlformats.org/drawingml/2006/wordprocessingDrawing" xmlns:w10="urn:schemas-microsoft-com:office:word" xmlns:w="http://schemas.openxmlformats.org/wordprocessingml/2006/main" xmlns:w14="http://schemas.microsoft.com/office/word/2010/wordml" xmlns:w15="http://schemas.microsoft.com/office/word/2012/wordml" xmlns:w16cex="http://schemas.microsoft.com/office/word/2018/wordml/cex" xmlns:w16cid="http://schemas.microsoft.com/office/word/2016/wordml/cid" xmlns:w16="http://schemas.microsoft.com/office/word/2018/wordml" xmlns:w16du="http://schemas.microsoft.com/office/word/2023/wordml/word16du" xmlns:w16sdtdh="http://schemas.microsoft.com/office/word/2020/wordml/sdtdatahash" xmlns:w16sdtfl="http://schemas.microsoft.com/office/word/2024/wordml/sdtformatlock" xmlns:w16se="http://schemas.microsoft.com/office/word/2015/wordml/symex" xmlns:wpg="http://schemas.microsoft.com/office/word/2010/wordprocessingGroup" xmlns:wpi="http://schemas.microsoft.com/office/word/2010/wordprocessingInk" xmlns:wne="http://schemas.microsoft.com/office/word/2006/wordml" xmlns:wps="http://schemas.microsoft.com/office/word/2010/wordprocessingShape" mc:Ignorable="w14 w15 w16se w16cid w16 w16cex w16sdtdh w16sdtfl w16du wp14">
-  <w:abstractNum w:abstractNumId="0" w15:restartNumberingAfterBreak="0">
+<w:numbering xmlns:w="http://schemas.openxmlformats.org/wordprocessingml/2006/main">
+  <w:abstractNum w:abstractNumId="990">
     <w:nsid w:val="0000A990"/>
     <w:multiLevelType w:val="multilevel"/>
-    <w:tmpl w:val="C50CE092"/>
     <w:lvl w:ilvl="0">
       <w:numFmt w:val="bullet"/>
       <w:lvlText w:val=" "/>
@@ -1148,10 +2111,9 @@
       </w:pPr>
     </w:lvl>
   </w:abstractNum>
-  <w:abstractNum w:abstractNumId="1" w15:restartNumberingAfterBreak="0">
+  <w:abstractNum w:abstractNumId="991">
     <w:nsid w:val="0000A991"/>
     <w:multiLevelType w:val="multilevel"/>
-    <w:tmpl w:val="D744E010"/>
     <w:lvl w:ilvl="0">
       <w:numFmt w:val="bullet"/>
       <w:lvlText w:val=""/>
@@ -1252,10 +2214,9 @@
       </w:rPr>
     </w:lvl>
   </w:abstractNum>
-  <w:abstractNum w:abstractNumId="2" w15:restartNumberingAfterBreak="0">
+  <w:abstractNum w:abstractNumId="99411">
     <w:nsid w:val="00A99411"/>
     <w:multiLevelType w:val="multilevel"/>
-    <w:tmpl w:val="EF7617C8"/>
     <w:lvl w:ilvl="0">
       <w:start w:val="1"/>
       <w:numFmt w:val="decimal"/>
@@ -1338,17 +2299,17 @@
       </w:pPr>
     </w:lvl>
   </w:abstractNum>
-  <w:num w:numId="1" w16cid:durableId="1052271618">
-    <w:abstractNumId w:val="0"/>
+  <w:num w:numId="1000">
+    <w:abstractNumId w:val="990"/>
   </w:num>
-  <w:num w:numId="2" w16cid:durableId="1706371638">
-    <w:abstractNumId w:val="1"/>
+  <w:num w:numId="1001">
+    <w:abstractNumId w:val="991"/>
   </w:num>
-  <w:num w:numId="3" w16cid:durableId="1605260964">
-    <w:abstractNumId w:val="1"/>
+  <w:num w:numId="1002">
+    <w:abstractNumId w:val="991"/>
   </w:num>
-  <w:num w:numId="4" w16cid:durableId="2029283894">
-    <w:abstractNumId w:val="2"/>
+  <w:num w:numId="1003">
+    <w:abstractNumId w:val="99411"/>
     <w:lvlOverride w:ilvl="0">
       <w:startOverride w:val="1"/>
     </w:lvlOverride>
@@ -1377,20 +2338,20 @@
       <w:startOverride w:val="1"/>
     </w:lvlOverride>
   </w:num>
-  <w:num w:numId="5" w16cid:durableId="648360445">
-    <w:abstractNumId w:val="1"/>
+  <w:num w:numId="1004">
+    <w:abstractNumId w:val="991"/>
   </w:num>
-  <w:num w:numId="6" w16cid:durableId="196547628">
-    <w:abstractNumId w:val="1"/>
+  <w:num w:numId="1005">
+    <w:abstractNumId w:val="991"/>
   </w:num>
-  <w:num w:numId="7" w16cid:durableId="73170484">
-    <w:abstractNumId w:val="1"/>
+  <w:num w:numId="1006">
+    <w:abstractNumId w:val="991"/>
   </w:num>
-  <w:num w:numId="8" w16cid:durableId="1831283981">
-    <w:abstractNumId w:val="1"/>
+  <w:num w:numId="1007">
+    <w:abstractNumId w:val="991"/>
   </w:num>
-  <w:num w:numId="9" w16cid:durableId="1209414455">
-    <w:abstractNumId w:val="2"/>
+  <w:num w:numId="1008">
+    <w:abstractNumId w:val="99411"/>
     <w:lvlOverride w:ilvl="0">
       <w:startOverride w:val="1"/>
     </w:lvlOverride>
@@ -1419,24 +2380,48 @@
       <w:startOverride w:val="1"/>
     </w:lvlOverride>
   </w:num>
-  <w:num w:numId="10" w16cid:durableId="839005641">
-    <w:abstractNumId w:val="1"/>
+  <w:num w:numId="1009">
+    <w:abstractNumId w:val="991"/>
   </w:num>
-  <w:num w:numId="11" w16cid:durableId="2061441185">
-    <w:abstractNumId w:val="1"/>
+  <w:num w:numId="1010">
+    <w:abstractNumId w:val="991"/>
+  </w:num>
+  <w:num w:numId="1011">
+    <w:abstractNumId w:val="991"/>
+  </w:num>
+  <w:num w:numId="1012">
+    <w:abstractNumId w:val="991"/>
+  </w:num>
+  <w:num w:numId="1013">
+    <w:abstractNumId w:val="991"/>
+  </w:num>
+  <w:num w:numId="1014">
+    <w:abstractNumId w:val="991"/>
+  </w:num>
+  <w:num w:numId="1015">
+    <w:abstractNumId w:val="991"/>
+  </w:num>
+  <w:num w:numId="1016">
+    <w:abstractNumId w:val="991"/>
+  </w:num>
+  <w:num w:numId="1017">
+    <w:abstractNumId w:val="991"/>
+  </w:num>
+  <w:num w:numId="1018">
+    <w:abstractNumId w:val="991"/>
   </w:num>
 </w:numbering>
 </file>
 
 <file path=word/styles.xml><?xml version="1.0" encoding="utf-8"?>
-<w:styles xmlns:mc="http://schemas.openxmlformats.org/markup-compatibility/2006" xmlns:r="http://schemas.openxmlformats.org/officeDocument/2006/relationships" xmlns:w="http://schemas.openxmlformats.org/wordprocessingml/2006/main" xmlns:w14="http://schemas.microsoft.com/office/word/2010/wordml" xmlns:w15="http://schemas.microsoft.com/office/word/2012/wordml" xmlns:w16cex="http://schemas.microsoft.com/office/word/2018/wordml/cex" xmlns:w16cid="http://schemas.microsoft.com/office/word/2016/wordml/cid" xmlns:w16="http://schemas.microsoft.com/office/word/2018/wordml" xmlns:w16du="http://schemas.microsoft.com/office/word/2023/wordml/word16du" xmlns:w16sdtdh="http://schemas.microsoft.com/office/word/2020/wordml/sdtdatahash" xmlns:w16sdtfl="http://schemas.microsoft.com/office/word/2024/wordml/sdtformatlock" xmlns:w16se="http://schemas.microsoft.com/office/word/2015/wordml/symex" mc:Ignorable="w14 w15 w16se w16cid w16 w16cex w16sdtdh w16sdtfl w16du">
+<w:styles xmlns:r="http://schemas.openxmlformats.org/officeDocument/2006/relationships" xmlns:w="http://schemas.openxmlformats.org/wordprocessingml/2006/main">
   <w:docDefaults>
     <w:rPrDefault>
       <w:rPr>
-        <w:rFonts w:asciiTheme="minorHAnsi" w:eastAsiaTheme="minorEastAsia" w:hAnsiTheme="minorHAnsi" w:cstheme="minorBidi"/>
+        <w:rFonts w:asciiTheme="minorHAnsi" w:cstheme="minorBidi" w:eastAsiaTheme="minorEastAsia" w:hAnsiTheme="minorHAnsi"/>
         <w:sz w:val="24"/>
         <w:szCs w:val="24"/>
-        <w:lang w:val="en-US" w:eastAsia="zh-CN" w:bidi="ar-SA"/>
+        <w:lang w:bidi="ar-SA" w:eastAsia="zh-CN" w:val="en-US"/>
       </w:rPr>
     </w:rPrDefault>
     <w:pPrDefault>
@@ -1445,255 +2430,168 @@
       </w:pPr>
     </w:pPrDefault>
   </w:docDefaults>
-  <w:latentStyles w:defLockedState="0" w:defUIPriority="0" w:defSemiHidden="0" w:defUnhideWhenUsed="0" w:defQFormat="0" w:count="376">
-    <w:lsdException w:name="Normal Table" w:semiHidden="1" w:unhideWhenUsed="1"/>
-    <w:lsdException w:name="Table Simple 1" w:semiHidden="1" w:unhideWhenUsed="1"/>
-    <w:lsdException w:name="Table Simple 2" w:semiHidden="1" w:unhideWhenUsed="1"/>
-    <w:lsdException w:name="Table Simple 3" w:semiHidden="1" w:unhideWhenUsed="1"/>
-    <w:lsdException w:name="Table Classic 1" w:semiHidden="1" w:unhideWhenUsed="1"/>
-    <w:lsdException w:name="Table Classic 2" w:semiHidden="1" w:unhideWhenUsed="1"/>
-    <w:lsdException w:name="Table Classic 3" w:semiHidden="1" w:unhideWhenUsed="1"/>
-    <w:lsdException w:name="Table Classic 4" w:semiHidden="1" w:unhideWhenUsed="1"/>
-    <w:lsdException w:name="Table Colorful 1" w:semiHidden="1" w:unhideWhenUsed="1"/>
-    <w:lsdException w:name="Table Colorful 2" w:semiHidden="1" w:unhideWhenUsed="1"/>
-    <w:lsdException w:name="Table Colorful 3" w:semiHidden="1" w:unhideWhenUsed="1"/>
-    <w:lsdException w:name="Table Columns 1" w:semiHidden="1" w:unhideWhenUsed="1"/>
-    <w:lsdException w:name="Table Columns 2" w:semiHidden="1" w:unhideWhenUsed="1"/>
-    <w:lsdException w:name="Table Columns 3" w:semiHidden="1" w:unhideWhenUsed="1"/>
-    <w:lsdException w:name="Table Columns 4" w:semiHidden="1" w:unhideWhenUsed="1"/>
-    <w:lsdException w:name="Table Columns 5" w:semiHidden="1" w:unhideWhenUsed="1"/>
-    <w:lsdException w:name="Table Grid 1" w:semiHidden="1" w:unhideWhenUsed="1"/>
-    <w:lsdException w:name="Table Grid 2" w:semiHidden="1" w:unhideWhenUsed="1"/>
-    <w:lsdException w:name="Table Grid 3" w:semiHidden="1" w:unhideWhenUsed="1"/>
-    <w:lsdException w:name="Table Grid 4" w:semiHidden="1" w:unhideWhenUsed="1"/>
-    <w:lsdException w:name="Table Grid 5" w:semiHidden="1" w:unhideWhenUsed="1"/>
-    <w:lsdException w:name="Table Grid 6" w:semiHidden="1" w:unhideWhenUsed="1"/>
-    <w:lsdException w:name="Table Grid 7" w:semiHidden="1" w:unhideWhenUsed="1"/>
-    <w:lsdException w:name="Table Grid 8" w:semiHidden="1" w:unhideWhenUsed="1"/>
-    <w:lsdException w:name="Table List 1" w:semiHidden="1" w:unhideWhenUsed="1"/>
-    <w:lsdException w:name="Table List 2" w:semiHidden="1" w:unhideWhenUsed="1"/>
-    <w:lsdException w:name="Table List 3" w:semiHidden="1" w:unhideWhenUsed="1"/>
-    <w:lsdException w:name="Table List 4" w:semiHidden="1" w:unhideWhenUsed="1"/>
-    <w:lsdException w:name="Table List 5" w:semiHidden="1" w:unhideWhenUsed="1"/>
-    <w:lsdException w:name="Table List 6" w:semiHidden="1" w:unhideWhenUsed="1"/>
-    <w:lsdException w:name="Table List 7" w:semiHidden="1" w:unhideWhenUsed="1"/>
-    <w:lsdException w:name="Table List 8" w:semiHidden="1" w:unhideWhenUsed="1"/>
-    <w:lsdException w:name="Table 3D effects 1" w:semiHidden="1" w:unhideWhenUsed="1"/>
-    <w:lsdException w:name="Table 3D effects 2" w:semiHidden="1" w:unhideWhenUsed="1"/>
-    <w:lsdException w:name="Table 3D effects 3" w:semiHidden="1" w:unhideWhenUsed="1"/>
-    <w:lsdException w:name="Table Contemporary" w:semiHidden="1" w:unhideWhenUsed="1"/>
-    <w:lsdException w:name="Table Elegant" w:semiHidden="1" w:unhideWhenUsed="1"/>
-    <w:lsdException w:name="Table Professional" w:semiHidden="1" w:unhideWhenUsed="1"/>
-    <w:lsdException w:name="Table Subtle 1" w:semiHidden="1" w:unhideWhenUsed="1"/>
-    <w:lsdException w:name="Table Subtle 2" w:semiHidden="1" w:unhideWhenUsed="1"/>
-    <w:lsdException w:name="Table Web 1" w:semiHidden="1" w:unhideWhenUsed="1"/>
-    <w:lsdException w:name="Table Web 2" w:semiHidden="1" w:unhideWhenUsed="1"/>
-    <w:lsdException w:name="Table Web 3" w:semiHidden="1" w:unhideWhenUsed="1"/>
-    <w:lsdException w:name="Table Theme" w:semiHidden="1" w:unhideWhenUsed="1"/>
-    <w:lsdException w:name="Light Shading"/>
-    <w:lsdException w:name="Light List"/>
-    <w:lsdException w:name="Light Grid"/>
-    <w:lsdException w:name="Medium Shading 1"/>
-    <w:lsdException w:name="Medium Shading 2"/>
-    <w:lsdException w:name="Medium List 1"/>
-    <w:lsdException w:name="Medium List 2"/>
-    <w:lsdException w:name="Medium Grid 1"/>
-    <w:lsdException w:name="Medium Grid 2"/>
-    <w:lsdException w:name="Medium Grid 3"/>
-    <w:lsdException w:name="Dark List"/>
-    <w:lsdException w:name="Colorful Shading"/>
-    <w:lsdException w:name="Colorful List"/>
-    <w:lsdException w:name="Colorful Grid"/>
-    <w:lsdException w:name="Light Shading Accent 1"/>
-    <w:lsdException w:name="Light List Accent 1"/>
-    <w:lsdException w:name="Light Grid Accent 1"/>
-    <w:lsdException w:name="Medium Shading 1 Accent 1"/>
-    <w:lsdException w:name="Medium Shading 2 Accent 1"/>
-    <w:lsdException w:name="Medium List 1 Accent 1"/>
-    <w:lsdException w:name="Medium List 2 Accent 1"/>
-    <w:lsdException w:name="Medium Grid 1 Accent 1"/>
-    <w:lsdException w:name="Medium Grid 2 Accent 1"/>
-    <w:lsdException w:name="Medium Grid 3 Accent 1"/>
-    <w:lsdException w:name="Dark List Accent 1"/>
-    <w:lsdException w:name="Colorful Shading Accent 1"/>
-    <w:lsdException w:name="Colorful List Accent 1"/>
-    <w:lsdException w:name="Colorful Grid Accent 1"/>
-    <w:lsdException w:name="Light Shading Accent 2"/>
-    <w:lsdException w:name="Light List Accent 2"/>
-    <w:lsdException w:name="Light Grid Accent 2"/>
-    <w:lsdException w:name="Medium Shading 1 Accent 2"/>
-    <w:lsdException w:name="Medium Shading 2 Accent 2"/>
-    <w:lsdException w:name="Medium List 1 Accent 2"/>
-    <w:lsdException w:name="Medium List 2 Accent 2"/>
-    <w:lsdException w:name="Medium Grid 1 Accent 2"/>
-    <w:lsdException w:name="Medium Grid 2 Accent 2"/>
-    <w:lsdException w:name="Medium Grid 3 Accent 2"/>
-    <w:lsdException w:name="Dark List Accent 2"/>
-    <w:lsdException w:name="Colorful Shading Accent 2"/>
-    <w:lsdException w:name="Colorful List Accent 2"/>
-    <w:lsdException w:name="Colorful Grid Accent 2"/>
-    <w:lsdException w:name="Light Shading Accent 3"/>
-    <w:lsdException w:name="Light List Accent 3"/>
-    <w:lsdException w:name="Light Grid Accent 3"/>
-    <w:lsdException w:name="Medium Shading 1 Accent 3"/>
-    <w:lsdException w:name="Medium Shading 2 Accent 3"/>
-    <w:lsdException w:name="Medium List 1 Accent 3"/>
-    <w:lsdException w:name="Medium List 2 Accent 3"/>
-    <w:lsdException w:name="Medium Grid 1 Accent 3"/>
-    <w:lsdException w:name="Medium Grid 2 Accent 3"/>
-    <w:lsdException w:name="Medium Grid 3 Accent 3"/>
-    <w:lsdException w:name="Dark List Accent 3"/>
-    <w:lsdException w:name="Colorful Shading Accent 3"/>
-    <w:lsdException w:name="Colorful List Accent 3"/>
-    <w:lsdException w:name="Colorful Grid Accent 3"/>
-    <w:lsdException w:name="Light Shading Accent 4"/>
-    <w:lsdException w:name="Light List Accent 4"/>
-    <w:lsdException w:name="Light Grid Accent 4"/>
-    <w:lsdException w:name="Medium Shading 1 Accent 4"/>
-    <w:lsdException w:name="Medium Shading 2 Accent 4"/>
-    <w:lsdException w:name="Medium List 1 Accent 4"/>
-    <w:lsdException w:name="Medium List 2 Accent 4"/>
-    <w:lsdException w:name="Medium Grid 1 Accent 4"/>
-    <w:lsdException w:name="Medium Grid 2 Accent 4"/>
-    <w:lsdException w:name="Medium Grid 3 Accent 4"/>
-    <w:lsdException w:name="Dark List Accent 4"/>
-    <w:lsdException w:name="Colorful Shading Accent 4"/>
-    <w:lsdException w:name="Colorful List Accent 4"/>
-    <w:lsdException w:name="Colorful Grid Accent 4"/>
-    <w:lsdException w:name="Light Shading Accent 5"/>
-    <w:lsdException w:name="Light List Accent 5"/>
-    <w:lsdException w:name="Light Grid Accent 5"/>
-    <w:lsdException w:name="Medium Shading 1 Accent 5"/>
-    <w:lsdException w:name="Medium Shading 2 Accent 5"/>
-    <w:lsdException w:name="Medium List 1 Accent 5"/>
-    <w:lsdException w:name="Medium List 2 Accent 5"/>
-    <w:lsdException w:name="Medium Grid 1 Accent 5"/>
-    <w:lsdException w:name="Medium Grid 2 Accent 5"/>
-    <w:lsdException w:name="Medium Grid 3 Accent 5"/>
-    <w:lsdException w:name="Dark List Accent 5"/>
-    <w:lsdException w:name="Colorful Shading Accent 5"/>
-    <w:lsdException w:name="Colorful List Accent 5"/>
-    <w:lsdException w:name="Colorful Grid Accent 5"/>
-    <w:lsdException w:name="Light Shading Accent 6"/>
-    <w:lsdException w:name="Light List Accent 6"/>
-    <w:lsdException w:name="Light Grid Accent 6"/>
-    <w:lsdException w:name="Medium Shading 1 Accent 6"/>
-    <w:lsdException w:name="Medium Shading 2 Accent 6"/>
-    <w:lsdException w:name="Medium List 1 Accent 6"/>
-    <w:lsdException w:name="Medium List 2 Accent 6"/>
-    <w:lsdException w:name="Medium Grid 1 Accent 6"/>
-    <w:lsdException w:name="Medium Grid 2 Accent 6"/>
-    <w:lsdException w:name="Medium Grid 3 Accent 6"/>
-    <w:lsdException w:name="Dark List Accent 6"/>
-    <w:lsdException w:name="Colorful Shading Accent 6"/>
-    <w:lsdException w:name="Colorful List Accent 6"/>
-    <w:lsdException w:name="Colorful Grid Accent 6"/>
-    <w:lsdException w:name="Grid Table 4" w:uiPriority="49"/>
-    <w:lsdException w:name="Grid Table 5 Dark" w:uiPriority="50"/>
-    <w:lsdException w:name="Grid Table 6 Colorful" w:uiPriority="51"/>
-    <w:lsdException w:name="Grid Table 7 Colorful" w:uiPriority="52"/>
-    <w:lsdException w:name="Grid Table 1 Light Accent 1" w:uiPriority="46"/>
-    <w:lsdException w:name="Grid Table 2 Accent 1" w:uiPriority="47"/>
-    <w:lsdException w:name="Grid Table 3 Accent 1" w:uiPriority="48"/>
-    <w:lsdException w:name="Grid Table 4 Accent 1" w:uiPriority="49"/>
-    <w:lsdException w:name="Grid Table 5 Dark Accent 1" w:uiPriority="50"/>
-    <w:lsdException w:name="Grid Table 6 Colorful Accent 1" w:uiPriority="51"/>
-    <w:lsdException w:name="Grid Table 7 Colorful Accent 1" w:uiPriority="52"/>
-    <w:lsdException w:name="Grid Table 1 Light Accent 2" w:uiPriority="46"/>
-    <w:lsdException w:name="Grid Table 2 Accent 2" w:uiPriority="47"/>
-    <w:lsdException w:name="Grid Table 3 Accent 2" w:uiPriority="48"/>
-    <w:lsdException w:name="Grid Table 4 Accent 2" w:uiPriority="49"/>
-    <w:lsdException w:name="Grid Table 5 Dark Accent 2" w:uiPriority="50"/>
-    <w:lsdException w:name="Grid Table 6 Colorful Accent 2" w:uiPriority="51"/>
-    <w:lsdException w:name="Grid Table 7 Colorful Accent 2" w:uiPriority="52"/>
-    <w:lsdException w:name="Grid Table 1 Light Accent 3" w:uiPriority="46"/>
-    <w:lsdException w:name="Grid Table 2 Accent 3" w:uiPriority="47"/>
-    <w:lsdException w:name="Grid Table 3 Accent 3" w:uiPriority="48"/>
-    <w:lsdException w:name="Grid Table 4 Accent 3" w:uiPriority="49"/>
-    <w:lsdException w:name="Grid Table 5 Dark Accent 3" w:uiPriority="50"/>
-    <w:lsdException w:name="Grid Table 6 Colorful Accent 3" w:uiPriority="51"/>
-    <w:lsdException w:name="Grid Table 7 Colorful Accent 3" w:uiPriority="52"/>
-    <w:lsdException w:name="Grid Table 1 Light Accent 4" w:uiPriority="46"/>
-    <w:lsdException w:name="Grid Table 2 Accent 4" w:uiPriority="47"/>
-    <w:lsdException w:name="Grid Table 3 Accent 4" w:uiPriority="48"/>
-    <w:lsdException w:name="Grid Table 4 Accent 4" w:uiPriority="49"/>
-    <w:lsdException w:name="Grid Table 5 Dark Accent 4" w:uiPriority="50"/>
-    <w:lsdException w:name="Grid Table 6 Colorful Accent 4" w:uiPriority="51"/>
-    <w:lsdException w:name="Grid Table 7 Colorful Accent 4" w:uiPriority="52"/>
-    <w:lsdException w:name="Grid Table 1 Light Accent 5" w:uiPriority="46"/>
-    <w:lsdException w:name="Grid Table 2 Accent 5" w:uiPriority="47"/>
-    <w:lsdException w:name="Grid Table 3 Accent 5" w:uiPriority="48"/>
-    <w:lsdException w:name="Grid Table 4 Accent 5" w:uiPriority="49"/>
-    <w:lsdException w:name="Grid Table 5 Dark Accent 5" w:uiPriority="50"/>
-    <w:lsdException w:name="Grid Table 6 Colorful Accent 5" w:uiPriority="51"/>
-    <w:lsdException w:name="Grid Table 7 Colorful Accent 5" w:uiPriority="52"/>
-    <w:lsdException w:name="Grid Table 1 Light Accent 6" w:uiPriority="46"/>
-    <w:lsdException w:name="Grid Table 2 Accent 6" w:uiPriority="47"/>
-    <w:lsdException w:name="Grid Table 3 Accent 6" w:uiPriority="48"/>
-    <w:lsdException w:name="Grid Table 4 Accent 6" w:uiPriority="49"/>
-    <w:lsdException w:name="Grid Table 5 Dark Accent 6" w:uiPriority="50"/>
-    <w:lsdException w:name="Grid Table 6 Colorful Accent 6" w:uiPriority="51"/>
-    <w:lsdException w:name="Grid Table 7 Colorful Accent 6" w:uiPriority="52"/>
-    <w:lsdException w:name="List Table 1 Light" w:uiPriority="46"/>
-    <w:lsdException w:name="List Table 2" w:uiPriority="47"/>
-    <w:lsdException w:name="List Table 3" w:uiPriority="48"/>
-    <w:lsdException w:name="List Table 4" w:uiPriority="49"/>
-    <w:lsdException w:name="List Table 5 Dark" w:uiPriority="50"/>
-    <w:lsdException w:name="List Table 6 Colorful" w:uiPriority="51"/>
-    <w:lsdException w:name="List Table 7 Colorful" w:uiPriority="52"/>
-    <w:lsdException w:name="List Table 1 Light Accent 1" w:uiPriority="46"/>
-    <w:lsdException w:name="List Table 2 Accent 1" w:uiPriority="47"/>
-    <w:lsdException w:name="List Table 3 Accent 1" w:uiPriority="48"/>
-    <w:lsdException w:name="List Table 4 Accent 1" w:uiPriority="49"/>
-    <w:lsdException w:name="List Table 5 Dark Accent 1" w:uiPriority="50"/>
-    <w:lsdException w:name="List Table 6 Colorful Accent 1" w:uiPriority="51"/>
-    <w:lsdException w:name="List Table 7 Colorful Accent 1" w:uiPriority="52"/>
-    <w:lsdException w:name="List Table 1 Light Accent 2" w:uiPriority="46"/>
-    <w:lsdException w:name="List Table 2 Accent 2" w:uiPriority="47"/>
-    <w:lsdException w:name="List Table 3 Accent 2" w:uiPriority="48"/>
-    <w:lsdException w:name="List Table 4 Accent 2" w:uiPriority="49"/>
-    <w:lsdException w:name="List Table 5 Dark Accent 2" w:uiPriority="50"/>
-    <w:lsdException w:name="List Table 6 Colorful Accent 2" w:uiPriority="51"/>
-    <w:lsdException w:name="List Table 7 Colorful Accent 2" w:uiPriority="52"/>
-    <w:lsdException w:name="List Table 1 Light Accent 3" w:uiPriority="46"/>
-    <w:lsdException w:name="List Table 2 Accent 3" w:uiPriority="47"/>
-    <w:lsdException w:name="List Table 3 Accent 3" w:uiPriority="48"/>
-    <w:lsdException w:name="List Table 4 Accent 3" w:uiPriority="49"/>
-    <w:lsdException w:name="List Table 5 Dark Accent 3" w:uiPriority="50"/>
-    <w:lsdException w:name="List Table 6 Colorful Accent 3" w:uiPriority="51"/>
-    <w:lsdException w:name="List Table 7 Colorful Accent 3" w:uiPriority="52"/>
-    <w:lsdException w:name="List Table 1 Light Accent 4" w:uiPriority="46"/>
-    <w:lsdException w:name="List Table 2 Accent 4" w:uiPriority="47"/>
-    <w:lsdException w:name="List Table 3 Accent 4" w:uiPriority="48"/>
-    <w:lsdException w:name="List Table 4 Accent 4" w:uiPriority="49"/>
-    <w:lsdException w:name="List Table 5 Dark Accent 4" w:uiPriority="50"/>
-    <w:lsdException w:name="List Table 6 Colorful Accent 4" w:uiPriority="51"/>
-    <w:lsdException w:name="List Table 7 Colorful Accent 4" w:uiPriority="52"/>
-    <w:lsdException w:name="List Table 1 Light Accent 5" w:uiPriority="46"/>
-    <w:lsdException w:name="List Table 2 Accent 5" w:uiPriority="47"/>
-    <w:lsdException w:name="List Table 3 Accent 5" w:uiPriority="48"/>
-    <w:lsdException w:name="List Table 4 Accent 5" w:uiPriority="49"/>
-    <w:lsdException w:name="List Table 5 Dark Accent 5" w:uiPriority="50"/>
-    <w:lsdException w:name="List Table 6 Colorful Accent 5" w:uiPriority="51"/>
-    <w:lsdException w:name="List Table 7 Colorful Accent 5" w:uiPriority="52"/>
-    <w:lsdException w:name="List Table 1 Light Accent 6" w:uiPriority="46"/>
-    <w:lsdException w:name="List Table 2 Accent 6" w:uiPriority="47"/>
-    <w:lsdException w:name="List Table 3 Accent 6" w:uiPriority="48"/>
-    <w:lsdException w:name="List Table 4 Accent 6" w:uiPriority="49"/>
-    <w:lsdException w:name="List Table 5 Dark Accent 6" w:uiPriority="50"/>
-    <w:lsdException w:name="List Table 6 Colorful Accent 6" w:uiPriority="51"/>
-    <w:lsdException w:name="List Table 7 Colorful Accent 6" w:uiPriority="52"/>
-    <w:lsdException w:name="Mention" w:semiHidden="1" w:uiPriority="99" w:unhideWhenUsed="1"/>
-    <w:lsdException w:name="Smart Hyperlink" w:semiHidden="1" w:uiPriority="99" w:unhideWhenUsed="1"/>
-    <w:lsdException w:name="Hashtag" w:semiHidden="1" w:uiPriority="99" w:unhideWhenUsed="1"/>
-    <w:lsdException w:name="Unresolved Mention" w:semiHidden="1" w:uiPriority="99" w:unhideWhenUsed="1"/>
-    <w:lsdException w:name="Smart Link" w:semiHidden="1" w:uiPriority="99" w:unhideWhenUsed="1"/>
-  </w:latentStyles>
-  <w:style w:type="paragraph" w:default="1" w:styleId="Normal">
+  <w:latentStyles w:count="276" w:defLockedState="0" w:defQFormat="0" w:defSemiHidden="0" w:defUIPriority="0" w:defUnhideWhenUsed="0"/>
+  <w:style w:default="1" w:styleId="Normal" w:type="paragraph">
     <w:name w:val="Normal"/>
     <w:qFormat/>
   </w:style>
-  <w:style w:type="paragraph" w:styleId="Heading1">
+  <w:style w:styleId="BodyText" w:type="paragraph">
+    <w:name w:val="Body Text"/>
+    <w:basedOn w:val="Normal"/>
+    <w:link w:val="BodyTextChar"/>
+    <w:qFormat/>
+    <w:pPr>
+      <w:spacing w:after="180" w:before="180"/>
+    </w:pPr>
+  </w:style>
+  <w:style w:customStyle="1" w:styleId="FirstParagraph" w:type="paragraph">
+    <w:name w:val="First Paragraph"/>
+    <w:basedOn w:val="BodyText"/>
+    <w:next w:val="BodyText"/>
+    <w:qFormat/>
+  </w:style>
+  <w:style w:customStyle="1" w:styleId="Compact" w:type="paragraph">
+    <w:name w:val="Compact"/>
+    <w:basedOn w:val="BodyText"/>
+    <w:qFormat/>
+    <w:pPr>
+      <w:spacing w:after="36" w:before="36"/>
+    </w:pPr>
+  </w:style>
+  <w:style w:styleId="Title" w:type="paragraph">
+    <w:name w:val="Title"/>
+    <w:basedOn w:val="Normal"/>
+    <w:next w:val="BodyText"/>
+    <w:link w:val="TitleChar"/>
+    <w:uiPriority w:val="10"/>
+    <w:qFormat/>
+    <w:rsid w:val="00A10FD9"/>
+    <w:pPr>
+      <w:spacing w:after="80" w:line="240" w:lineRule="auto"/>
+      <w:contextualSpacing/>
+      <w:jc w:val="center"/>
+    </w:pPr>
+    <w:rPr>
+      <w:rFonts w:asciiTheme="majorHAnsi" w:cstheme="majorBidi" w:eastAsiaTheme="majorEastAsia" w:hAnsiTheme="majorHAnsi"/>
+      <w:sz w:val="56"/>
+      <w:szCs w:val="56"/>
+    </w:rPr>
+  </w:style>
+  <w:style w:customStyle="1" w:styleId="TitleChar" w:type="character">
+    <w:name w:val="Title Char"/>
+    <w:basedOn w:val="DefaultParagraphFont"/>
+    <w:link w:val="Title"/>
+    <w:uiPriority w:val="10"/>
+    <w:rsid w:val="00A10FD9"/>
+    <w:rPr>
+      <w:rFonts w:asciiTheme="majorHAnsi" w:cstheme="majorBidi" w:eastAsiaTheme="majorEastAsia" w:hAnsiTheme="majorHAnsi"/>
+      <w:sz w:val="56"/>
+      <w:szCs w:val="56"/>
+    </w:rPr>
+  </w:style>
+  <w:style w:styleId="Subtitle" w:type="paragraph">
+    <w:name w:val="Subtitle"/>
+    <w:basedOn w:val="Title"/>
+    <w:next w:val="BodyText"/>
+    <w:link w:val="SubtitleChar"/>
+    <w:uiPriority w:val="11"/>
+    <w:qFormat/>
+    <w:rsid w:val="00A10FD9"/>
+    <w:pPr>
+      <w:numPr>
+        <w:ilvl w:val="1"/>
+      </w:numPr>
+    </w:pPr>
+    <w:rPr>
+      <w:rFonts w:cstheme="majorBidi" w:eastAsiaTheme="majorEastAsia"/>
+      <w:spacing w:val="15"/>
+      <w:sz w:val="28"/>
+      <w:szCs w:val="28"/>
+    </w:rPr>
+  </w:style>
+  <w:style w:customStyle="1" w:styleId="SubtitleChar" w:type="character">
+    <w:name w:val="Subtitle Char"/>
+    <w:basedOn w:val="DefaultParagraphFont"/>
+    <w:link w:val="Subtitle"/>
+    <w:uiPriority w:val="11"/>
+    <w:rsid w:val="00A10FD9"/>
+    <w:rPr>
+      <w:rFonts w:cstheme="majorBidi" w:eastAsiaTheme="majorEastAsia"/>
+      <w:color w:themeColor="text1" w:themeTint="A6" w:val="595959"/>
+      <w:spacing w:val="15"/>
+      <w:sz w:val="28"/>
+      <w:szCs w:val="28"/>
+    </w:rPr>
+  </w:style>
+  <w:style w:customStyle="1" w:styleId="Author" w:type="paragraph">
+    <w:name w:val="Author"/>
+    <w:basedOn w:val="Title"/>
+    <w:next w:val="BodyText"/>
+    <w:qFormat/>
+    <w:pPr>
+      <w:keepNext/>
+      <w:keepLines/>
+    </w:pPr>
+    <w:rPr>
+      <w:sz w:val="24"/>
+      <w:szCs w:val="24"/>
+    </w:rPr>
+  </w:style>
+  <w:style w:styleId="Date" w:type="paragraph">
+    <w:name w:val="Date"/>
+    <w:basedOn w:val="Title"/>
+    <w:next w:val="BodyText"/>
+    <w:qFormat/>
+    <w:pPr>
+      <w:keepNext/>
+      <w:keepLines/>
+    </w:pPr>
+    <w:rPr>
+      <w:sz w:val="24"/>
+      <w:szCs w:val="24"/>
+    </w:rPr>
+  </w:style>
+  <w:style w:customStyle="1" w:styleId="AbstractTitle" w:type="paragraph">
+    <w:name w:val="Abstract Title"/>
+    <w:basedOn w:val="Normal"/>
+    <w:next w:val="Abstract"/>
+    <w:qFormat/>
+    <w:pPr>
+      <w:keepNext/>
+      <w:keepLines/>
+      <w:spacing w:after="0" w:before="300"/>
+      <w:jc w:val="center"/>
+    </w:pPr>
+    <w:rPr>
+      <w:b/>
+      <w:sz w:val="20"/>
+      <w:szCs w:val="20"/>
+    </w:rPr>
+  </w:style>
+  <w:style w:customStyle="1" w:styleId="Abstract" w:type="paragraph">
+    <w:name w:val="Abstract"/>
+    <w:basedOn w:val="Normal"/>
+    <w:next w:val="BodyText"/>
+    <w:qFormat/>
+    <w:pPr>
+      <w:keepNext/>
+      <w:keepLines/>
+      <w:spacing w:after="300" w:before="100"/>
+    </w:pPr>
+    <w:rPr>
+      <w:sz w:val="20"/>
+      <w:szCs w:val="20"/>
+    </w:rPr>
+  </w:style>
+  <w:style w:styleId="Bibliography" w:type="paragraph">
+    <w:name w:val="Bibliography"/>
+    <w:basedOn w:val="Normal"/>
+    <w:next w:val="Bibliography"/>
+    <w:qFormat/>
+    <w:pPr/>
+    <w:rPr/>
+  </w:style>
+  <w:style w:styleId="Heading1" w:type="paragraph">
     <w:name w:val="heading 1"/>
     <w:basedOn w:val="Normal"/>
     <w:next w:val="BodyText"/>
@@ -1704,17 +2602,17 @@
     <w:pPr>
       <w:keepNext/>
       <w:keepLines/>
-      <w:spacing w:before="360" w:after="80"/>
+      <w:spacing w:after="80" w:before="360"/>
       <w:outlineLvl w:val="0"/>
     </w:pPr>
     <w:rPr>
-      <w:rFonts w:asciiTheme="majorHAnsi" w:eastAsiaTheme="majorEastAsia" w:hAnsiTheme="majorHAnsi" w:cstheme="majorBidi"/>
-      <w:color w:val="0F4761" w:themeColor="accent1" w:themeShade="BF"/>
+      <w:rFonts w:asciiTheme="majorHAnsi" w:cstheme="majorBidi" w:eastAsiaTheme="majorEastAsia" w:hAnsiTheme="majorHAnsi"/>
+      <w:color w:themeColor="accent1" w:themeShade="BF" w:val="0F4761"/>
       <w:sz w:val="40"/>
       <w:szCs w:val="40"/>
     </w:rPr>
   </w:style>
-  <w:style w:type="paragraph" w:styleId="Heading2">
+  <w:style w:styleId="Heading2" w:type="paragraph">
     <w:name w:val="heading 2"/>
     <w:basedOn w:val="Normal"/>
     <w:next w:val="BodyText"/>
@@ -1727,17 +2625,17 @@
     <w:pPr>
       <w:keepNext/>
       <w:keepLines/>
-      <w:spacing w:before="160" w:after="80"/>
+      <w:spacing w:after="80" w:before="160"/>
       <w:outlineLvl w:val="1"/>
     </w:pPr>
     <w:rPr>
-      <w:rFonts w:asciiTheme="majorHAnsi" w:eastAsiaTheme="majorEastAsia" w:hAnsiTheme="majorHAnsi" w:cstheme="majorBidi"/>
-      <w:color w:val="0F4761" w:themeColor="accent1" w:themeShade="BF"/>
+      <w:rFonts w:asciiTheme="majorHAnsi" w:cstheme="majorBidi" w:eastAsiaTheme="majorEastAsia" w:hAnsiTheme="majorHAnsi"/>
+      <w:color w:themeColor="accent1" w:themeShade="BF" w:val="0F4761"/>
       <w:sz w:val="32"/>
       <w:szCs w:val="32"/>
     </w:rPr>
   </w:style>
-  <w:style w:type="paragraph" w:styleId="Heading3">
+  <w:style w:styleId="Heading3" w:type="paragraph">
     <w:name w:val="heading 3"/>
     <w:basedOn w:val="Normal"/>
     <w:next w:val="BodyText"/>
@@ -1750,17 +2648,17 @@
     <w:pPr>
       <w:keepNext/>
       <w:keepLines/>
-      <w:spacing w:before="160" w:after="80"/>
+      <w:spacing w:after="80" w:before="160"/>
       <w:outlineLvl w:val="2"/>
     </w:pPr>
     <w:rPr>
-      <w:rFonts w:eastAsiaTheme="majorEastAsia" w:cstheme="majorBidi"/>
-      <w:color w:val="0F4761" w:themeColor="accent1" w:themeShade="BF"/>
+      <w:rFonts w:cstheme="majorBidi" w:eastAsiaTheme="majorEastAsia"/>
+      <w:color w:themeColor="accent1" w:themeShade="BF" w:val="0F4761"/>
       <w:sz w:val="28"/>
       <w:szCs w:val="28"/>
     </w:rPr>
   </w:style>
-  <w:style w:type="paragraph" w:styleId="Heading4">
+  <w:style w:styleId="Heading4" w:type="paragraph">
     <w:name w:val="heading 4"/>
     <w:basedOn w:val="Normal"/>
     <w:next w:val="BodyText"/>
@@ -1773,17 +2671,17 @@
     <w:pPr>
       <w:keepNext/>
       <w:keepLines/>
-      <w:spacing w:before="80" w:after="40"/>
+      <w:spacing w:after="40" w:before="80"/>
       <w:outlineLvl w:val="3"/>
     </w:pPr>
     <w:rPr>
-      <w:rFonts w:eastAsiaTheme="majorEastAsia" w:cstheme="majorBidi"/>
+      <w:rFonts w:cstheme="majorBidi" w:eastAsiaTheme="majorEastAsia"/>
       <w:i/>
       <w:iCs/>
-      <w:color w:val="0F4761" w:themeColor="accent1" w:themeShade="BF"/>
-    </w:rPr>
-  </w:style>
-  <w:style w:type="paragraph" w:styleId="Heading5">
+      <w:color w:themeColor="accent1" w:themeShade="BF" w:val="0F4761"/>
+    </w:rPr>
+  </w:style>
+  <w:style w:styleId="Heading5" w:type="paragraph">
     <w:name w:val="heading 5"/>
     <w:basedOn w:val="Normal"/>
     <w:next w:val="BodyText"/>
@@ -1796,15 +2694,15 @@
     <w:pPr>
       <w:keepNext/>
       <w:keepLines/>
-      <w:spacing w:before="80" w:after="40"/>
+      <w:spacing w:after="40" w:before="80"/>
       <w:outlineLvl w:val="4"/>
     </w:pPr>
     <w:rPr>
-      <w:rFonts w:eastAsiaTheme="majorEastAsia" w:cstheme="majorBidi"/>
-      <w:color w:val="0F4761" w:themeColor="accent1" w:themeShade="BF"/>
-    </w:rPr>
-  </w:style>
-  <w:style w:type="paragraph" w:styleId="Heading6">
+      <w:rFonts w:cstheme="majorBidi" w:eastAsiaTheme="majorEastAsia"/>
+      <w:color w:themeColor="accent1" w:themeShade="BF" w:val="0F4761"/>
+    </w:rPr>
+  </w:style>
+  <w:style w:styleId="Heading6" w:type="paragraph">
     <w:name w:val="heading 6"/>
     <w:basedOn w:val="Normal"/>
     <w:next w:val="BodyText"/>
@@ -1817,17 +2715,17 @@
     <w:pPr>
       <w:keepNext/>
       <w:keepLines/>
-      <w:spacing w:before="40" w:after="0"/>
+      <w:spacing w:after="0" w:before="40"/>
       <w:outlineLvl w:val="5"/>
     </w:pPr>
     <w:rPr>
-      <w:rFonts w:eastAsiaTheme="majorEastAsia" w:cstheme="majorBidi"/>
+      <w:rFonts w:cstheme="majorBidi" w:eastAsiaTheme="majorEastAsia"/>
       <w:i/>
       <w:iCs/>
-      <w:color w:val="595959" w:themeColor="text1" w:themeTint="A6"/>
-    </w:rPr>
-  </w:style>
-  <w:style w:type="paragraph" w:styleId="Heading7">
+      <w:color w:themeColor="text1" w:themeTint="A6" w:val="595959"/>
+    </w:rPr>
+  </w:style>
+  <w:style w:styleId="Heading7" w:type="paragraph">
     <w:name w:val="heading 7"/>
     <w:basedOn w:val="Normal"/>
     <w:next w:val="BodyText"/>
@@ -1840,15 +2738,15 @@
     <w:pPr>
       <w:keepNext/>
       <w:keepLines/>
-      <w:spacing w:before="40" w:after="0"/>
+      <w:spacing w:after="0" w:before="40"/>
       <w:outlineLvl w:val="6"/>
     </w:pPr>
     <w:rPr>
-      <w:rFonts w:eastAsiaTheme="majorEastAsia" w:cstheme="majorBidi"/>
-      <w:color w:val="595959" w:themeColor="text1" w:themeTint="A6"/>
-    </w:rPr>
-  </w:style>
-  <w:style w:type="paragraph" w:styleId="Heading8">
+      <w:rFonts w:cstheme="majorBidi" w:eastAsiaTheme="majorEastAsia"/>
+      <w:color w:themeColor="text1" w:themeTint="A6" w:val="595959"/>
+    </w:rPr>
+  </w:style>
+  <w:style w:styleId="Heading8" w:type="paragraph">
     <w:name w:val="heading 8"/>
     <w:basedOn w:val="Normal"/>
     <w:next w:val="BodyText"/>
@@ -1865,13 +2763,13 @@
       <w:outlineLvl w:val="7"/>
     </w:pPr>
     <w:rPr>
-      <w:rFonts w:eastAsiaTheme="majorEastAsia" w:cstheme="majorBidi"/>
+      <w:rFonts w:cstheme="majorBidi" w:eastAsiaTheme="majorEastAsia"/>
       <w:i/>
       <w:iCs/>
-      <w:color w:val="272727" w:themeColor="text1" w:themeTint="D8"/>
-    </w:rPr>
-  </w:style>
-  <w:style w:type="paragraph" w:styleId="Heading9">
+      <w:color w:themeColor="text1" w:themeTint="D8" w:val="272727"/>
+    </w:rPr>
+  </w:style>
+  <w:style w:styleId="Heading9" w:type="paragraph">
     <w:name w:val="heading 9"/>
     <w:basedOn w:val="Normal"/>
     <w:next w:val="BodyText"/>
@@ -1888,202 +2786,24 @@
       <w:outlineLvl w:val="8"/>
     </w:pPr>
     <w:rPr>
-      <w:rFonts w:eastAsiaTheme="majorEastAsia" w:cstheme="majorBidi"/>
-      <w:color w:val="272727" w:themeColor="text1" w:themeTint="D8"/>
-    </w:rPr>
-  </w:style>
-  <w:style w:type="character" w:default="1" w:styleId="DefaultParagraphFont">
-    <w:name w:val="Default Paragraph Font"/>
-    <w:uiPriority w:val="1"/>
-    <w:semiHidden/>
-    <w:unhideWhenUsed/>
-  </w:style>
-  <w:style w:type="table" w:default="1" w:styleId="TableNormal">
-    <w:name w:val="Normal Table"/>
-    <w:uiPriority w:val="99"/>
-    <w:semiHidden/>
-    <w:unhideWhenUsed/>
-    <w:tblPr>
-      <w:tblInd w:w="0" w:type="dxa"/>
-      <w:tblCellMar>
-        <w:top w:w="0" w:type="dxa"/>
-        <w:left w:w="108" w:type="dxa"/>
-        <w:bottom w:w="0" w:type="dxa"/>
-        <w:right w:w="108" w:type="dxa"/>
-      </w:tblCellMar>
-    </w:tblPr>
-  </w:style>
-  <w:style w:type="numbering" w:default="1" w:styleId="NoList">
-    <w:name w:val="No List"/>
-    <w:uiPriority w:val="99"/>
-    <w:semiHidden/>
-    <w:unhideWhenUsed/>
-  </w:style>
-  <w:style w:type="paragraph" w:styleId="BodyText">
-    <w:name w:val="Body Text"/>
-    <w:basedOn w:val="Normal"/>
-    <w:qFormat/>
-    <w:pPr>
-      <w:spacing w:before="180" w:after="180"/>
-    </w:pPr>
-  </w:style>
-  <w:style w:type="paragraph" w:customStyle="1" w:styleId="FirstParagraph">
-    <w:name w:val="First Paragraph"/>
-    <w:basedOn w:val="BodyText"/>
-    <w:next w:val="BodyText"/>
-    <w:qFormat/>
-  </w:style>
-  <w:style w:type="paragraph" w:customStyle="1" w:styleId="Compact">
-    <w:name w:val="Compact"/>
-    <w:basedOn w:val="BodyText"/>
-    <w:qFormat/>
-    <w:pPr>
-      <w:spacing w:before="36" w:after="36"/>
-    </w:pPr>
-  </w:style>
-  <w:style w:type="paragraph" w:styleId="Title">
-    <w:name w:val="Title"/>
-    <w:basedOn w:val="Normal"/>
-    <w:next w:val="BodyText"/>
-    <w:link w:val="TitleChar"/>
-    <w:uiPriority w:val="10"/>
-    <w:qFormat/>
-    <w:rsid w:val="00A10FD9"/>
-    <w:pPr>
-      <w:spacing w:after="80"/>
-      <w:contextualSpacing/>
-      <w:jc w:val="center"/>
-    </w:pPr>
-    <w:rPr>
-      <w:rFonts w:asciiTheme="majorHAnsi" w:eastAsiaTheme="majorEastAsia" w:hAnsiTheme="majorHAnsi" w:cstheme="majorBidi"/>
-      <w:sz w:val="56"/>
-      <w:szCs w:val="56"/>
-    </w:rPr>
-  </w:style>
-  <w:style w:type="character" w:customStyle="1" w:styleId="TitleChar">
-    <w:name w:val="Title Char"/>
-    <w:basedOn w:val="DefaultParagraphFont"/>
-    <w:link w:val="Title"/>
-    <w:uiPriority w:val="10"/>
-    <w:rsid w:val="00A10FD9"/>
-    <w:rPr>
-      <w:rFonts w:asciiTheme="majorHAnsi" w:eastAsiaTheme="majorEastAsia" w:hAnsiTheme="majorHAnsi" w:cstheme="majorBidi"/>
-      <w:sz w:val="56"/>
-      <w:szCs w:val="56"/>
-    </w:rPr>
-  </w:style>
-  <w:style w:type="paragraph" w:styleId="Subtitle">
-    <w:name w:val="Subtitle"/>
-    <w:basedOn w:val="Title"/>
-    <w:next w:val="BodyText"/>
-    <w:link w:val="SubtitleChar"/>
-    <w:uiPriority w:val="11"/>
-    <w:qFormat/>
-    <w:rsid w:val="00A10FD9"/>
-    <w:pPr>
-      <w:numPr>
-        <w:ilvl w:val="1"/>
-      </w:numPr>
-    </w:pPr>
-    <w:rPr>
-      <w:spacing w:val="15"/>
-      <w:sz w:val="28"/>
-      <w:szCs w:val="28"/>
-    </w:rPr>
-  </w:style>
-  <w:style w:type="character" w:customStyle="1" w:styleId="SubtitleChar">
-    <w:name w:val="Subtitle Char"/>
-    <w:basedOn w:val="DefaultParagraphFont"/>
-    <w:link w:val="Subtitle"/>
-    <w:uiPriority w:val="11"/>
-    <w:rsid w:val="00A10FD9"/>
-    <w:rPr>
-      <w:rFonts w:eastAsiaTheme="majorEastAsia" w:cstheme="majorBidi"/>
-      <w:color w:val="595959" w:themeColor="text1" w:themeTint="A6"/>
-      <w:spacing w:val="15"/>
-      <w:sz w:val="28"/>
-      <w:szCs w:val="28"/>
-    </w:rPr>
-  </w:style>
-  <w:style w:type="paragraph" w:customStyle="1" w:styleId="Author">
-    <w:name w:val="Author"/>
-    <w:basedOn w:val="Title"/>
-    <w:next w:val="BodyText"/>
-    <w:qFormat/>
-    <w:pPr>
-      <w:keepNext/>
-      <w:keepLines/>
-    </w:pPr>
-    <w:rPr>
-      <w:sz w:val="24"/>
-      <w:szCs w:val="24"/>
-    </w:rPr>
-  </w:style>
-  <w:style w:type="paragraph" w:styleId="Date">
-    <w:name w:val="Date"/>
-    <w:basedOn w:val="Title"/>
-    <w:next w:val="BodyText"/>
-    <w:qFormat/>
-    <w:pPr>
-      <w:keepNext/>
-      <w:keepLines/>
-    </w:pPr>
-    <w:rPr>
-      <w:sz w:val="24"/>
-      <w:szCs w:val="24"/>
-    </w:rPr>
-  </w:style>
-  <w:style w:type="paragraph" w:customStyle="1" w:styleId="AbstractTitle">
-    <w:name w:val="Abstract Title"/>
-    <w:basedOn w:val="Normal"/>
-    <w:next w:val="Abstract"/>
-    <w:qFormat/>
-    <w:pPr>
-      <w:keepNext/>
-      <w:keepLines/>
-      <w:spacing w:before="300" w:after="0"/>
-      <w:jc w:val="center"/>
-    </w:pPr>
-    <w:rPr>
-      <w:b/>
-      <w:sz w:val="20"/>
-      <w:szCs w:val="20"/>
-    </w:rPr>
-  </w:style>
-  <w:style w:type="paragraph" w:customStyle="1" w:styleId="Abstract">
-    <w:name w:val="Abstract"/>
-    <w:basedOn w:val="Normal"/>
-    <w:next w:val="BodyText"/>
-    <w:qFormat/>
-    <w:pPr>
-      <w:keepNext/>
-      <w:keepLines/>
-      <w:spacing w:before="100" w:after="300"/>
-    </w:pPr>
-    <w:rPr>
-      <w:sz w:val="20"/>
-      <w:szCs w:val="20"/>
-    </w:rPr>
-  </w:style>
-  <w:style w:type="paragraph" w:styleId="Bibliography">
-    <w:name w:val="Bibliography"/>
-    <w:basedOn w:val="Normal"/>
-    <w:qFormat/>
-  </w:style>
-  <w:style w:type="character" w:customStyle="1" w:styleId="Heading1Char">
+      <w:rFonts w:cstheme="majorBidi" w:eastAsiaTheme="majorEastAsia"/>
+      <w:color w:themeColor="text1" w:themeTint="D8" w:val="272727"/>
+    </w:rPr>
+  </w:style>
+  <w:style w:customStyle="1" w:styleId="Heading1Char" w:type="character">
     <w:name w:val="Heading 1 Char"/>
     <w:basedOn w:val="DefaultParagraphFont"/>
     <w:link w:val="Heading1"/>
     <w:uiPriority w:val="9"/>
     <w:rsid w:val="00A10FD9"/>
     <w:rPr>
-      <w:rFonts w:asciiTheme="majorHAnsi" w:eastAsiaTheme="majorEastAsia" w:hAnsiTheme="majorHAnsi" w:cstheme="majorBidi"/>
-      <w:color w:val="0F4761" w:themeColor="accent1" w:themeShade="BF"/>
+      <w:rFonts w:asciiTheme="majorHAnsi" w:cstheme="majorBidi" w:eastAsiaTheme="majorEastAsia" w:hAnsiTheme="majorHAnsi"/>
+      <w:color w:themeColor="accent1" w:themeShade="BF" w:val="0F4761"/>
       <w:sz w:val="40"/>
       <w:szCs w:val="40"/>
     </w:rPr>
   </w:style>
-  <w:style w:type="character" w:customStyle="1" w:styleId="Heading2Char">
+  <w:style w:customStyle="1" w:styleId="Heading2Char" w:type="character">
     <w:name w:val="Heading 2 Char"/>
     <w:basedOn w:val="DefaultParagraphFont"/>
     <w:link w:val="Heading2"/>
@@ -2091,13 +2811,13 @@
     <w:semiHidden/>
     <w:rsid w:val="00A10FD9"/>
     <w:rPr>
-      <w:rFonts w:asciiTheme="majorHAnsi" w:eastAsiaTheme="majorEastAsia" w:hAnsiTheme="majorHAnsi" w:cstheme="majorBidi"/>
-      <w:color w:val="0F4761" w:themeColor="accent1" w:themeShade="BF"/>
+      <w:rFonts w:asciiTheme="majorHAnsi" w:cstheme="majorBidi" w:eastAsiaTheme="majorEastAsia" w:hAnsiTheme="majorHAnsi"/>
+      <w:color w:themeColor="accent1" w:themeShade="BF" w:val="0F4761"/>
       <w:sz w:val="32"/>
       <w:szCs w:val="32"/>
     </w:rPr>
   </w:style>
-  <w:style w:type="character" w:customStyle="1" w:styleId="Heading3Char">
+  <w:style w:customStyle="1" w:styleId="Heading3Char" w:type="character">
     <w:name w:val="Heading 3 Char"/>
     <w:basedOn w:val="DefaultParagraphFont"/>
     <w:link w:val="Heading3"/>
@@ -2105,13 +2825,13 @@
     <w:semiHidden/>
     <w:rsid w:val="00A10FD9"/>
     <w:rPr>
-      <w:rFonts w:eastAsiaTheme="majorEastAsia" w:cstheme="majorBidi"/>
-      <w:color w:val="0F4761" w:themeColor="accent1" w:themeShade="BF"/>
+      <w:rFonts w:cstheme="majorBidi" w:eastAsiaTheme="majorEastAsia"/>
+      <w:color w:themeColor="accent1" w:themeShade="BF" w:val="0F4761"/>
       <w:sz w:val="28"/>
       <w:szCs w:val="28"/>
     </w:rPr>
   </w:style>
-  <w:style w:type="character" w:customStyle="1" w:styleId="Heading4Char">
+  <w:style w:customStyle="1" w:styleId="Heading4Char" w:type="character">
     <w:name w:val="Heading 4 Char"/>
     <w:basedOn w:val="DefaultParagraphFont"/>
     <w:link w:val="Heading4"/>
@@ -2119,13 +2839,13 @@
     <w:semiHidden/>
     <w:rsid w:val="00A10FD9"/>
     <w:rPr>
-      <w:rFonts w:eastAsiaTheme="majorEastAsia" w:cstheme="majorBidi"/>
+      <w:rFonts w:cstheme="majorBidi" w:eastAsiaTheme="majorEastAsia"/>
       <w:i/>
       <w:iCs/>
-      <w:color w:val="0F4761" w:themeColor="accent1" w:themeShade="BF"/>
-    </w:rPr>
-  </w:style>
-  <w:style w:type="character" w:customStyle="1" w:styleId="Heading5Char">
+      <w:color w:themeColor="accent1" w:themeShade="BF" w:val="0F4761"/>
+    </w:rPr>
+  </w:style>
+  <w:style w:customStyle="1" w:styleId="Heading5Char" w:type="character">
     <w:name w:val="Heading 5 Char"/>
     <w:basedOn w:val="DefaultParagraphFont"/>
     <w:link w:val="Heading5"/>
@@ -2133,11 +2853,11 @@
     <w:semiHidden/>
     <w:rsid w:val="00A10FD9"/>
     <w:rPr>
-      <w:rFonts w:eastAsiaTheme="majorEastAsia" w:cstheme="majorBidi"/>
-      <w:color w:val="0F4761" w:themeColor="accent1" w:themeShade="BF"/>
-    </w:rPr>
-  </w:style>
-  <w:style w:type="character" w:customStyle="1" w:styleId="Heading6Char">
+      <w:rFonts w:cstheme="majorBidi" w:eastAsiaTheme="majorEastAsia"/>
+      <w:color w:themeColor="accent1" w:themeShade="BF" w:val="0F4761"/>
+    </w:rPr>
+  </w:style>
+  <w:style w:customStyle="1" w:styleId="Heading6Char" w:type="character">
     <w:name w:val="Heading 6 Char"/>
     <w:basedOn w:val="DefaultParagraphFont"/>
     <w:link w:val="Heading6"/>
@@ -2145,13 +2865,13 @@
     <w:semiHidden/>
     <w:rsid w:val="00A10FD9"/>
     <w:rPr>
-      <w:rFonts w:eastAsiaTheme="majorEastAsia" w:cstheme="majorBidi"/>
+      <w:rFonts w:cstheme="majorBidi" w:eastAsiaTheme="majorEastAsia"/>
       <w:i/>
       <w:iCs/>
-      <w:color w:val="595959" w:themeColor="text1" w:themeTint="A6"/>
-    </w:rPr>
-  </w:style>
-  <w:style w:type="character" w:customStyle="1" w:styleId="Heading7Char">
+      <w:color w:themeColor="text1" w:themeTint="A6" w:val="595959"/>
+    </w:rPr>
+  </w:style>
+  <w:style w:customStyle="1" w:styleId="Heading7Char" w:type="character">
     <w:name w:val="Heading 7 Char"/>
     <w:basedOn w:val="DefaultParagraphFont"/>
     <w:link w:val="Heading7"/>
@@ -2159,11 +2879,11 @@
     <w:semiHidden/>
     <w:rsid w:val="00A10FD9"/>
     <w:rPr>
-      <w:rFonts w:eastAsiaTheme="majorEastAsia" w:cstheme="majorBidi"/>
-      <w:color w:val="595959" w:themeColor="text1" w:themeTint="A6"/>
-    </w:rPr>
-  </w:style>
-  <w:style w:type="character" w:customStyle="1" w:styleId="Heading8Char">
+      <w:rFonts w:cstheme="majorBidi" w:eastAsiaTheme="majorEastAsia"/>
+      <w:color w:themeColor="text1" w:themeTint="A6" w:val="595959"/>
+    </w:rPr>
+  </w:style>
+  <w:style w:customStyle="1" w:styleId="Heading8Char" w:type="character">
     <w:name w:val="Heading 8 Char"/>
     <w:basedOn w:val="DefaultParagraphFont"/>
     <w:link w:val="Heading8"/>
@@ -2171,13 +2891,13 @@
     <w:semiHidden/>
     <w:rsid w:val="00A10FD9"/>
     <w:rPr>
-      <w:rFonts w:eastAsiaTheme="majorEastAsia" w:cstheme="majorBidi"/>
+      <w:rFonts w:cstheme="majorBidi" w:eastAsiaTheme="majorEastAsia"/>
       <w:i/>
       <w:iCs/>
-      <w:color w:val="272727" w:themeColor="text1" w:themeTint="D8"/>
-    </w:rPr>
-  </w:style>
-  <w:style w:type="character" w:customStyle="1" w:styleId="Heading9Char">
+      <w:color w:themeColor="text1" w:themeTint="D8" w:val="272727"/>
+    </w:rPr>
+  </w:style>
+  <w:style w:customStyle="1" w:styleId="Heading9Char" w:type="character">
     <w:name w:val="Heading 9 Char"/>
     <w:basedOn w:val="DefaultParagraphFont"/>
     <w:link w:val="Heading9"/>
@@ -2185,11 +2905,11 @@
     <w:semiHidden/>
     <w:rsid w:val="00A10FD9"/>
     <w:rPr>
-      <w:rFonts w:eastAsiaTheme="majorEastAsia" w:cstheme="majorBidi"/>
-      <w:color w:val="272727" w:themeColor="text1" w:themeTint="D8"/>
-    </w:rPr>
-  </w:style>
-  <w:style w:type="paragraph" w:styleId="BlockText">
+      <w:rFonts w:cstheme="majorBidi" w:eastAsiaTheme="majorEastAsia"/>
+      <w:color w:themeColor="text1" w:themeTint="D8" w:val="272727"/>
+    </w:rPr>
+  </w:style>
+  <w:style w:styleId="BlockText" w:type="paragraph">
     <w:name w:val="Block Text"/>
     <w:basedOn w:val="BodyText"/>
     <w:next w:val="BodyText"/>
@@ -2197,18 +2917,19 @@
     <w:unhideWhenUsed/>
     <w:qFormat/>
     <w:pPr>
-      <w:spacing w:before="100" w:after="100"/>
-      <w:ind w:left="480" w:right="480"/>
+      <w:spacing w:after="100" w:before="100"/>
+      <w:ind w:firstLine="0" w:left="480" w:right="480"/>
     </w:pPr>
   </w:style>
-  <w:style w:type="paragraph" w:styleId="FootnoteText">
-    <w:name w:val="footnote text"/>
+  <w:style w:styleId="FootnoteText" w:type="paragraph">
+    <w:name w:val="Footnote Text"/>
     <w:basedOn w:val="Normal"/>
+    <w:next w:val="FootnoteText"/>
     <w:uiPriority w:val="9"/>
     <w:unhideWhenUsed/>
     <w:qFormat/>
   </w:style>
-  <w:style w:type="paragraph" w:customStyle="1" w:styleId="FootnoteBlockText">
+  <w:style w:styleId="FootnoteBlockText" w:type="paragraph">
     <w:name w:val="Footnote Block Text"/>
     <w:basedOn w:val="FootnoteText"/>
     <w:next w:val="FootnoteText"/>
@@ -2216,35 +2937,40 @@
     <w:unhideWhenUsed/>
     <w:qFormat/>
     <w:pPr>
-      <w:spacing w:before="100" w:after="100"/>
-      <w:ind w:left="480" w:right="480"/>
+      <w:spacing w:after="100" w:before="100"/>
+      <w:ind w:firstLine="0" w:left="480" w:right="480"/>
     </w:pPr>
   </w:style>
-  <w:style w:type="table" w:customStyle="1" w:styleId="Table">
+  <w:style w:default="1" w:styleId="DefaultParagraphFont" w:type="character">
+    <w:name w:val="Default Paragraph Font"/>
+    <w:semiHidden/>
+    <w:unhideWhenUsed/>
+  </w:style>
+  <w:style w:default="1" w:styleId="Table" w:type="table">
     <w:name w:val="Table"/>
+    <w:basedOn w:val="TableNormal"/>
     <w:semiHidden/>
     <w:unhideWhenUsed/>
     <w:qFormat/>
     <w:tblPr>
-      <w:tblInd w:w="0" w:type="dxa"/>
+      <w:tblInd w:type="dxa" w:w="0"/>
       <w:tblCellMar>
-        <w:top w:w="0" w:type="dxa"/>
-        <w:left w:w="108" w:type="dxa"/>
-        <w:bottom w:w="0" w:type="dxa"/>
-        <w:right w:w="108" w:type="dxa"/>
+        <w:top w:type="dxa" w:w="0"/>
+        <w:left w:type="dxa" w:w="108"/>
+        <w:bottom w:type="dxa" w:w="0"/>
+        <w:right w:type="dxa" w:w="108"/>
       </w:tblCellMar>
     </w:tblPr>
     <w:tblStylePr w:type="firstRow">
-      <w:tblPr/>
       <w:tcPr>
         <w:tcBorders>
-          <w:bottom w:val="single" w:sz="0" w:space="0" w:color="auto"/>
+          <w:bottom w:val="single"/>
         </w:tcBorders>
         <w:vAlign w:val="bottom"/>
       </w:tcPr>
     </w:tblStylePr>
   </w:style>
-  <w:style w:type="paragraph" w:customStyle="1" w:styleId="DefinitionTerm">
+  <w:style w:customStyle="1" w:styleId="DefinitionTerm" w:type="paragraph">
     <w:name w:val="Definition Term"/>
     <w:basedOn w:val="Normal"/>
     <w:next w:val="Definition"/>
@@ -2257,76 +2983,75 @@
       <w:b/>
     </w:rPr>
   </w:style>
-  <w:style w:type="paragraph" w:customStyle="1" w:styleId="Definition">
+  <w:style w:customStyle="1" w:styleId="Definition" w:type="paragraph">
     <w:name w:val="Definition"/>
     <w:basedOn w:val="Normal"/>
   </w:style>
-  <w:style w:type="paragraph" w:styleId="Caption">
-    <w:name w:val="caption"/>
+  <w:style w:styleId="Caption" w:type="paragraph">
+    <w:name w:val="Caption"/>
     <w:basedOn w:val="Normal"/>
-    <w:link w:val="CaptionChar"/>
+    <w:link w:val="BodyTextChar"/>
     <w:pPr>
-      <w:spacing w:after="120"/>
+      <w:spacing w:after="120" w:before="0"/>
     </w:pPr>
     <w:rPr>
       <w:i/>
     </w:rPr>
   </w:style>
-  <w:style w:type="paragraph" w:customStyle="1" w:styleId="TableCaption">
+  <w:style w:customStyle="1" w:styleId="TableCaption" w:type="paragraph">
     <w:name w:val="Table Caption"/>
     <w:basedOn w:val="Caption"/>
     <w:pPr>
       <w:keepNext/>
     </w:pPr>
   </w:style>
-  <w:style w:type="paragraph" w:customStyle="1" w:styleId="ImageCaption">
+  <w:style w:customStyle="1" w:styleId="ImageCaption" w:type="paragraph">
     <w:name w:val="Image Caption"/>
     <w:basedOn w:val="Caption"/>
   </w:style>
-  <w:style w:type="paragraph" w:customStyle="1" w:styleId="Figure">
+  <w:style w:customStyle="1" w:styleId="Figure" w:type="paragraph">
     <w:name w:val="Figure"/>
     <w:basedOn w:val="Normal"/>
   </w:style>
-  <w:style w:type="paragraph" w:customStyle="1" w:styleId="CaptionedFigure">
+  <w:style w:customStyle="1" w:styleId="CaptionedFigure" w:type="paragraph">
     <w:name w:val="Captioned Figure"/>
     <w:basedOn w:val="Figure"/>
     <w:pPr>
       <w:keepNext/>
     </w:pPr>
   </w:style>
-  <w:style w:type="character" w:customStyle="1" w:styleId="CaptionChar">
-    <w:name w:val="Caption Char"/>
+  <w:style w:customStyle="1" w:styleId="BodyTextChar" w:type="character">
+    <w:name w:val="Body Text Char"/>
     <w:basedOn w:val="DefaultParagraphFont"/>
-    <w:link w:val="Caption"/>
-  </w:style>
-  <w:style w:type="character" w:customStyle="1" w:styleId="VerbatimChar">
+    <w:link w:val="BodyText"/>
+  </w:style>
+  <w:style w:customStyle="1" w:styleId="VerbatimChar" w:type="character">
     <w:name w:val="Verbatim Char"/>
-    <w:basedOn w:val="CaptionChar"/>
-    <w:link w:val="SourceCode"/>
+    <w:basedOn w:val="BodyTextChar"/>
     <w:rPr>
       <w:rFonts w:ascii="Consolas" w:hAnsi="Consolas"/>
       <w:sz w:val="22"/>
     </w:rPr>
   </w:style>
-  <w:style w:type="character" w:customStyle="1" w:styleId="SectionNumber">
+  <w:style w:customStyle="1" w:styleId="SectionNumber" w:type="character">
     <w:name w:val="Section Number"/>
-    <w:basedOn w:val="CaptionChar"/>
-  </w:style>
-  <w:style w:type="character" w:styleId="FootnoteReference">
-    <w:name w:val="footnote reference"/>
-    <w:basedOn w:val="CaptionChar"/>
+    <w:basedOn w:val="BodyTextChar"/>
+  </w:style>
+  <w:style w:styleId="FootnoteReference" w:type="character">
+    <w:name w:val="Footnote Reference"/>
+    <w:basedOn w:val="BodyTextChar"/>
     <w:rPr>
       <w:vertAlign w:val="superscript"/>
     </w:rPr>
   </w:style>
-  <w:style w:type="character" w:styleId="Hyperlink">
+  <w:style w:styleId="Hyperlink" w:type="character">
     <w:name w:val="Hyperlink"/>
-    <w:basedOn w:val="CaptionChar"/>
-    <w:rPr>
-      <w:color w:val="156082" w:themeColor="accent1"/>
-    </w:rPr>
-  </w:style>
-  <w:style w:type="paragraph" w:styleId="TOCHeading">
+    <w:basedOn w:val="BodyTextChar"/>
+    <w:rPr>
+      <w:color w:themeColor="accent1" w:val="4F81BD"/>
+    </w:rPr>
+  </w:style>
+  <w:style w:styleId="TOCHeading" w:type="paragraph">
     <w:name w:val="TOC Heading"/>
     <w:basedOn w:val="Heading1"/>
     <w:next w:val="BodyText"/>
@@ -2337,305 +3062,246 @@
       <w:spacing w:before="240" w:line="259" w:lineRule="auto"/>
       <w:outlineLvl w:val="9"/>
     </w:pPr>
+    <w:rPr>
+      <w:rFonts w:asciiTheme="majorHAnsi" w:cstheme="majorBidi" w:eastAsiaTheme="majorEastAsia" w:hAnsiTheme="majorHAnsi"/>
+      <w:b w:val="0"/>
+      <w:bCs w:val="0"/>
+      <w:color w:themeColor="accent1" w:themeShade="BF" w:val="365F91"/>
+    </w:rPr>
   </w:style>
   <w:style w:type="paragraph" w:customStyle="1" w:styleId="SourceCode">
     <w:name w:val="Source Code"/>
     <w:basedOn w:val="Normal"/>
     <w:link w:val="VerbatimChar"/>
     <w:pPr>
-      <w:wordWrap w:val="0"/>
+      <w:wordWrap w:val="off"/>
     </w:pPr>
   </w:style>
   <w:style w:type="character" w:customStyle="1" w:styleId="KeywordTok">
     <w:name w:val="KeywordTok"/>
     <w:basedOn w:val="VerbatimChar"/>
     <w:rPr>
-      <w:rFonts w:ascii="Consolas" w:hAnsi="Consolas"/>
       <w:b/>
       <w:color w:val="007020"/>
-      <w:sz w:val="22"/>
     </w:rPr>
   </w:style>
   <w:style w:type="character" w:customStyle="1" w:styleId="DataTypeTok">
     <w:name w:val="DataTypeTok"/>
     <w:basedOn w:val="VerbatimChar"/>
     <w:rPr>
-      <w:rFonts w:ascii="Consolas" w:hAnsi="Consolas"/>
       <w:color w:val="902000"/>
-      <w:sz w:val="22"/>
     </w:rPr>
   </w:style>
   <w:style w:type="character" w:customStyle="1" w:styleId="DecValTok">
     <w:name w:val="DecValTok"/>
     <w:basedOn w:val="VerbatimChar"/>
     <w:rPr>
-      <w:rFonts w:ascii="Consolas" w:hAnsi="Consolas"/>
-      <w:color w:val="40A070"/>
-      <w:sz w:val="22"/>
+      <w:color w:val="40a070"/>
     </w:rPr>
   </w:style>
   <w:style w:type="character" w:customStyle="1" w:styleId="BaseNTok">
     <w:name w:val="BaseNTok"/>
     <w:basedOn w:val="VerbatimChar"/>
     <w:rPr>
-      <w:rFonts w:ascii="Consolas" w:hAnsi="Consolas"/>
-      <w:color w:val="40A070"/>
-      <w:sz w:val="22"/>
+      <w:color w:val="40a070"/>
     </w:rPr>
   </w:style>
   <w:style w:type="character" w:customStyle="1" w:styleId="FloatTok">
     <w:name w:val="FloatTok"/>
     <w:basedOn w:val="VerbatimChar"/>
     <w:rPr>
-      <w:rFonts w:ascii="Consolas" w:hAnsi="Consolas"/>
-      <w:color w:val="40A070"/>
-      <w:sz w:val="22"/>
+      <w:color w:val="40a070"/>
     </w:rPr>
   </w:style>
   <w:style w:type="character" w:customStyle="1" w:styleId="ConstantTok">
     <w:name w:val="ConstantTok"/>
     <w:basedOn w:val="VerbatimChar"/>
     <w:rPr>
-      <w:rFonts w:ascii="Consolas" w:hAnsi="Consolas"/>
       <w:color w:val="880000"/>
-      <w:sz w:val="22"/>
     </w:rPr>
   </w:style>
   <w:style w:type="character" w:customStyle="1" w:styleId="CharTok">
     <w:name w:val="CharTok"/>
     <w:basedOn w:val="VerbatimChar"/>
     <w:rPr>
-      <w:rFonts w:ascii="Consolas" w:hAnsi="Consolas"/>
-      <w:color w:val="4070A0"/>
-      <w:sz w:val="22"/>
+      <w:color w:val="4070a0"/>
     </w:rPr>
   </w:style>
   <w:style w:type="character" w:customStyle="1" w:styleId="SpecialCharTok">
     <w:name w:val="SpecialCharTok"/>
     <w:basedOn w:val="VerbatimChar"/>
     <w:rPr>
-      <w:rFonts w:ascii="Consolas" w:hAnsi="Consolas"/>
-      <w:color w:val="4070A0"/>
-      <w:sz w:val="22"/>
+      <w:color w:val="4070a0"/>
     </w:rPr>
   </w:style>
   <w:style w:type="character" w:customStyle="1" w:styleId="StringTok">
     <w:name w:val="StringTok"/>
     <w:basedOn w:val="VerbatimChar"/>
     <w:rPr>
-      <w:rFonts w:ascii="Consolas" w:hAnsi="Consolas"/>
-      <w:color w:val="4070A0"/>
-      <w:sz w:val="22"/>
+      <w:color w:val="4070a0"/>
     </w:rPr>
   </w:style>
   <w:style w:type="character" w:customStyle="1" w:styleId="VerbatimStringTok">
     <w:name w:val="VerbatimStringTok"/>
     <w:basedOn w:val="VerbatimChar"/>
     <w:rPr>
-      <w:rFonts w:ascii="Consolas" w:hAnsi="Consolas"/>
-      <w:color w:val="4070A0"/>
-      <w:sz w:val="22"/>
+      <w:color w:val="4070a0"/>
     </w:rPr>
   </w:style>
   <w:style w:type="character" w:customStyle="1" w:styleId="SpecialStringTok">
     <w:name w:val="SpecialStringTok"/>
     <w:basedOn w:val="VerbatimChar"/>
     <w:rPr>
-      <w:rFonts w:ascii="Consolas" w:hAnsi="Consolas"/>
-      <w:color w:val="BB6688"/>
-      <w:sz w:val="22"/>
+      <w:color w:val="bb6688"/>
     </w:rPr>
   </w:style>
   <w:style w:type="character" w:customStyle="1" w:styleId="ImportTok">
     <w:name w:val="ImportTok"/>
     <w:basedOn w:val="VerbatimChar"/>
     <w:rPr>
-      <w:rFonts w:ascii="Consolas" w:hAnsi="Consolas"/>
       <w:b/>
       <w:color w:val="008000"/>
-      <w:sz w:val="22"/>
     </w:rPr>
   </w:style>
   <w:style w:type="character" w:customStyle="1" w:styleId="CommentTok">
     <w:name w:val="CommentTok"/>
     <w:basedOn w:val="VerbatimChar"/>
     <w:rPr>
-      <w:rFonts w:ascii="Consolas" w:hAnsi="Consolas"/>
       <w:i/>
-      <w:color w:val="60A0B0"/>
-      <w:sz w:val="22"/>
+      <w:color w:val="60a0b0"/>
     </w:rPr>
   </w:style>
   <w:style w:type="character" w:customStyle="1" w:styleId="DocumentationTok">
     <w:name w:val="DocumentationTok"/>
     <w:basedOn w:val="VerbatimChar"/>
     <w:rPr>
-      <w:rFonts w:ascii="Consolas" w:hAnsi="Consolas"/>
       <w:i/>
-      <w:color w:val="BA2121"/>
-      <w:sz w:val="22"/>
+      <w:color w:val="ba2121"/>
     </w:rPr>
   </w:style>
   <w:style w:type="character" w:customStyle="1" w:styleId="AnnotationTok">
     <w:name w:val="AnnotationTok"/>
     <w:basedOn w:val="VerbatimChar"/>
     <w:rPr>
-      <w:rFonts w:ascii="Consolas" w:hAnsi="Consolas"/>
       <w:b/>
       <w:i/>
-      <w:color w:val="60A0B0"/>
-      <w:sz w:val="22"/>
+      <w:color w:val="60a0b0"/>
     </w:rPr>
   </w:style>
   <w:style w:type="character" w:customStyle="1" w:styleId="CommentVarTok">
     <w:name w:val="CommentVarTok"/>
     <w:basedOn w:val="VerbatimChar"/>
     <w:rPr>
-      <w:rFonts w:ascii="Consolas" w:hAnsi="Consolas"/>
       <w:b/>
       <w:i/>
-      <w:color w:val="60A0B0"/>
-      <w:sz w:val="22"/>
+      <w:color w:val="60a0b0"/>
     </w:rPr>
   </w:style>
   <w:style w:type="character" w:customStyle="1" w:styleId="OtherTok">
     <w:name w:val="OtherTok"/>
     <w:basedOn w:val="VerbatimChar"/>
     <w:rPr>
-      <w:rFonts w:ascii="Consolas" w:hAnsi="Consolas"/>
       <w:color w:val="007020"/>
-      <w:sz w:val="22"/>
     </w:rPr>
   </w:style>
   <w:style w:type="character" w:customStyle="1" w:styleId="FunctionTok">
     <w:name w:val="FunctionTok"/>
     <w:basedOn w:val="VerbatimChar"/>
     <w:rPr>
-      <w:rFonts w:ascii="Consolas" w:hAnsi="Consolas"/>
-      <w:color w:val="06287E"/>
-      <w:sz w:val="22"/>
+      <w:color w:val="06287e"/>
     </w:rPr>
   </w:style>
   <w:style w:type="character" w:customStyle="1" w:styleId="VariableTok">
     <w:name w:val="VariableTok"/>
     <w:basedOn w:val="VerbatimChar"/>
     <w:rPr>
-      <w:rFonts w:ascii="Consolas" w:hAnsi="Consolas"/>
-      <w:color w:val="19177C"/>
-      <w:sz w:val="22"/>
+      <w:color w:val="19177c"/>
     </w:rPr>
   </w:style>
   <w:style w:type="character" w:customStyle="1" w:styleId="ControlFlowTok">
     <w:name w:val="ControlFlowTok"/>
     <w:basedOn w:val="VerbatimChar"/>
     <w:rPr>
-      <w:rFonts w:ascii="Consolas" w:hAnsi="Consolas"/>
       <w:b/>
       <w:color w:val="007020"/>
-      <w:sz w:val="22"/>
     </w:rPr>
   </w:style>
   <w:style w:type="character" w:customStyle="1" w:styleId="OperatorTok">
     <w:name w:val="OperatorTok"/>
     <w:basedOn w:val="VerbatimChar"/>
     <w:rPr>
-      <w:rFonts w:ascii="Consolas" w:hAnsi="Consolas"/>
       <w:color w:val="666666"/>
-      <w:sz w:val="22"/>
     </w:rPr>
   </w:style>
   <w:style w:type="character" w:customStyle="1" w:styleId="BuiltInTok">
     <w:name w:val="BuiltInTok"/>
     <w:basedOn w:val="VerbatimChar"/>
     <w:rPr>
-      <w:rFonts w:ascii="Consolas" w:hAnsi="Consolas"/>
       <w:color w:val="008000"/>
-      <w:sz w:val="22"/>
     </w:rPr>
   </w:style>
   <w:style w:type="character" w:customStyle="1" w:styleId="ExtensionTok">
     <w:name w:val="ExtensionTok"/>
     <w:basedOn w:val="VerbatimChar"/>
-    <w:rPr>
-      <w:rFonts w:ascii="Consolas" w:hAnsi="Consolas"/>
-      <w:sz w:val="22"/>
-    </w:rPr>
+    <w:rPr/>
   </w:style>
   <w:style w:type="character" w:customStyle="1" w:styleId="PreprocessorTok">
     <w:name w:val="PreprocessorTok"/>
     <w:basedOn w:val="VerbatimChar"/>
     <w:rPr>
-      <w:rFonts w:ascii="Consolas" w:hAnsi="Consolas"/>
-      <w:color w:val="BC7A00"/>
-      <w:sz w:val="22"/>
+      <w:color w:val="bc7a00"/>
     </w:rPr>
   </w:style>
   <w:style w:type="character" w:customStyle="1" w:styleId="AttributeTok">
     <w:name w:val="AttributeTok"/>
     <w:basedOn w:val="VerbatimChar"/>
     <w:rPr>
-      <w:rFonts w:ascii="Consolas" w:hAnsi="Consolas"/>
-      <w:color w:val="7D9029"/>
-      <w:sz w:val="22"/>
+      <w:color w:val="7d9029"/>
     </w:rPr>
   </w:style>
   <w:style w:type="character" w:customStyle="1" w:styleId="RegionMarkerTok">
     <w:name w:val="RegionMarkerTok"/>
     <w:basedOn w:val="VerbatimChar"/>
-    <w:rPr>
-      <w:rFonts w:ascii="Consolas" w:hAnsi="Consolas"/>
-      <w:sz w:val="22"/>
-    </w:rPr>
+    <w:rPr/>
   </w:style>
   <w:style w:type="character" w:customStyle="1" w:styleId="InformationTok">
     <w:name w:val="InformationTok"/>
     <w:basedOn w:val="VerbatimChar"/>
     <w:rPr>
-      <w:rFonts w:ascii="Consolas" w:hAnsi="Consolas"/>
       <w:b/>
       <w:i/>
-      <w:color w:val="60A0B0"/>
-      <w:sz w:val="22"/>
+      <w:color w:val="60a0b0"/>
     </w:rPr>
   </w:style>
   <w:style w:type="character" w:customStyle="1" w:styleId="WarningTok">
     <w:name w:val="WarningTok"/>
     <w:basedOn w:val="VerbatimChar"/>
     <w:rPr>
-      <w:rFonts w:ascii="Consolas" w:hAnsi="Consolas"/>
       <w:b/>
       <w:i/>
-      <w:color w:val="60A0B0"/>
-      <w:sz w:val="22"/>
+      <w:color w:val="60a0b0"/>
     </w:rPr>
   </w:style>
   <w:style w:type="character" w:customStyle="1" w:styleId="AlertTok">
     <w:name w:val="AlertTok"/>
     <w:basedOn w:val="VerbatimChar"/>
     <w:rPr>
-      <w:rFonts w:ascii="Consolas" w:hAnsi="Consolas"/>
       <w:b/>
-      <w:color w:val="FF0000"/>
-      <w:sz w:val="22"/>
+      <w:color w:val="ff0000"/>
     </w:rPr>
   </w:style>
   <w:style w:type="character" w:customStyle="1" w:styleId="ErrorTok">
     <w:name w:val="ErrorTok"/>
     <w:basedOn w:val="VerbatimChar"/>
     <w:rPr>
-      <w:rFonts w:ascii="Consolas" w:hAnsi="Consolas"/>
       <w:b/>
-      <w:color w:val="FF0000"/>
-      <w:sz w:val="22"/>
+      <w:color w:val="ff0000"/>
     </w:rPr>
   </w:style>
   <w:style w:type="character" w:customStyle="1" w:styleId="NormalTok">
     <w:name w:val="NormalTok"/>
     <w:basedOn w:val="VerbatimChar"/>
-    <w:rPr>
-      <w:rFonts w:ascii="Consolas" w:hAnsi="Consolas"/>
-      <w:sz w:val="22"/>
-    </w:rPr>
+    <w:rPr/>
   </w:style>
 </w:styles>
 </file>
